--- a/rajasthan-nurse-50/Test_13_Full_Test_Ordered.docx
+++ b/rajasthan-nurse-50/Test_13_Full_Test_Ordered.docx
@@ -34,7 +34,7 @@
     </w:p>
     <w:p>
       <w:r>
-        <w:t>Solution: Most infant coughs are viral; assess feeding and breathing for severity.</w:t>
+        <w:t>Solution: ✅ Correct Answer: A. Viral upper respiratory infection | 🧠 Clinical Rationale: Most infant coughs are viral; assess feeding and breathing for severity. | ❌ Why Not Others? | B — Asthma always: not the appropriate nursing action here | C — Cancer: Screen and treat comorbid depression in chronic disease. | D — Diet: INH depletes B6; supplement to prevent neuropathy. | ⚠️ Exam Trap: Read the exact question — the correct fact and its look-alike options are easy to interchange. | 💎 PNC Pearl: Viral upper respiratory infection → Most infant coughs are viral; assess feeding and breathing for severity</w:t>
       </w:r>
     </w:p>
     <w:p>
@@ -79,7 +79,7 @@
     </w:p>
     <w:p>
       <w:r>
-        <w:t>Solution: TGA is the most common cyanotic lesion presenting in the neonatal period.</w:t>
+        <w:t>Solution: ✅ Correct Answer: A. Transposition of the great arteries | 🧠 Clinical Rationale: TGA is the most common cyanotic lesion presenting in the neonatal period. | ❌ Why Not Others? | B — VSD: Large left-to-right shunts overload the lungs causing failure; treat with diuretics and surgery. | C — PDA: Many murmurs are innocent; evaluate for cyanosis, pulses, and echocardiography when suspicious. | D — ASD: not the appropriate nursing action here | ⚠️ Exam Trap: Read the exact question — the correct fact and its look-alike options are easy to interchange. | 💎 PNC Pearl: Transposition of the great arteries → TGA is the most common cyanotic lesion presenting in the neonatal period</w:t>
       </w:r>
     </w:p>
     <w:p>
@@ -124,7 +124,7 @@
     </w:p>
     <w:p>
       <w:r>
-        <w:t>Solution: Viruses carry either DNA or RNA as their genome.</w:t>
+        <w:t>Solution: ✅ Correct Answer: A. DNA or RNA (single or double stranded) | 🧠 Clinical Rationale: Viruses carry either DNA or RNA as their genome. | ❌ Why Not Others? | B — Only DNA: not the appropriate nursing action here | C — Only RNA: not the appropriate nursing action here | D — Protein only: not the appropriate nursing action here | ⚠️ Exam Trap: Read the exact question — the correct fact and its look-alike options are easy to interchange. | 💎 PNC Pearl: DNA or RNA (single or double stranded) → Viruses carry either DNA or RNA as their genome</w:t>
       </w:r>
     </w:p>
     <w:p>
@@ -169,7 +169,7 @@
     </w:p>
     <w:p>
       <w:r>
-        <w:t>Solution: Hypovolaemic shock is the early killer; aggressive fluid resuscitation prevents renal failure.</w:t>
+        <w:t>Solution: ✅ Correct Answer: A. Shock and renal failure | 🧠 Clinical Rationale: Hypovolaemic shock is the early killer; aggressive fluid resuscitation prevents renal failure. | ❌ Why Not Others? | B — Infection: Loss of immunoglobulins predisposes to peritonitis and cellulitis; also watch thrombosis. — not the first 24 hours after | C — Cancer: Screen and treat comorbid depression in chronic disease. — not the first 24 hours after | D — Thrombosis: Plaque rupture with thrombus blocks the coronary artery. — not the first 24 hours after | ⚠️ Exam Trap: Read the exact question — the correct fact and its look-alike options are easy to interchange. | 💎 PNC Pearl: Shock and renal failure = the first 24 hours after</w:t>
       </w:r>
     </w:p>
     <w:p>
@@ -214,7 +214,7 @@
     </w:p>
     <w:p>
       <w:r>
-        <w:t>Solution: Mongolian spots are blue-grey patches common in dark-skinned babies; they fade with age.</w:t>
+        <w:t>Solution: ✅ Correct Answer: A. Melanocytes in the dermis, a benign finding | 🧠 Clinical Rationale: Mongolian spots are blue-grey patches common in dark-skinned babies; they fade with age. | ❌ Why Not Others? | B — Infection: Loss of immunoglobulins predisposes to peritonitis and cellulitis; also watch thrombosis. | C — Bruising always: not the appropriate nursing action here | D — Trauma: Birth trauma, episiotomy pain, and epidurals impair bladder sensation; monitor voiding closely. | ⚠️ Exam Trap: Read the exact question — the correct fact and its look-alike options are easy to interchange. | 💎 PNC Pearl: Melanocytes in the dermis, a benign finding → Mongolian spots are blue-grey patches common in dark-skinned babies; they fade with age</w:t>
       </w:r>
     </w:p>
     <w:p>
@@ -259,7 +259,7 @@
     </w:p>
     <w:p>
       <w:r>
-        <w:t>Solution: Art therapy helps those who struggle to verbalize.</w:t>
+        <w:t>Solution: ✅ Correct Answer: A. Non-verbal expression of emotion | 🧠 Clinical Rationale: Art therapy helps those who struggle to verbalize. | ❌ Why Not Others? | B — Decoration: not the appropriate nursing action here | C — Diet: INH depletes B6; supplement to prevent neuropathy. | D — Exercise: Calcium, vitamin D, and fall prevention maintain bone health. | ⚠️ Exam Trap: Read the exact question — the correct fact and its look-alike options are easy to interchange. | 💎 PNC Pearl: Non-verbal expression of emotion → Art therapy helps those who struggle to verbalize</w:t>
       </w:r>
     </w:p>
     <w:p>
@@ -304,7 +304,7 @@
     </w:p>
     <w:p>
       <w:r>
-        <w:t>Solution: Syndromic approach is practical at primary level.</w:t>
+        <w:t>Solution: ✅ Correct Answer: A. Treating common causes without lab confirmation | 🧠 Clinical Rationale: Syndromic approach is practical at primary level. | ❌ Why Not Others? | B — Lab testing always: not the appropriate nursing action here | C — Surgery: Metformin risks lactic acidosis in renal failure and contrast procedures. | D — Diet: INH depletes B6; supplement to prevent neuropathy. | ⚠️ Exam Trap: Read the exact question — the correct fact and its look-alike options are easy to interchange. | 💎 PNC Pearl: Treating common causes without lab confirmation → Syndromic approach is practical at primary level</w:t>
       </w:r>
     </w:p>
     <w:p>
@@ -349,7 +349,7 @@
     </w:p>
     <w:p>
       <w:r>
-        <w:t>Solution: Screen weight, glucose, and lipids in all antipsychotic-treated patients.</w:t>
+        <w:t>Solution: ✅ Correct Answer: A. Atypical antipsychotics and poor lifestyle | 🧠 Clinical Rationale: Screen weight, glucose, and lipids in all antipsychotic-treated patients. | ❌ Why Not Others? | B — Genetics only: not the appropriate nursing action here | C — Diet: INH depletes B6; supplement to prevent neuropathy. | D — Exercise: Calcium, vitamin D, and fall prevention maintain bone health. | ⚠️ Exam Trap: Read the exact question — the correct fact and its look-alike options are easy to interchange. | 💎 PNC Pearl: Atypical antipsychotics and poor lifestyle → Screen weight, glucose, and lipids in all antipsychotic-treated patients</w:t>
       </w:r>
     </w:p>
     <w:p>
@@ -394,7 +394,7 @@
     </w:p>
     <w:p>
       <w:r>
-        <w:t>Solution: Growth charts track wasting, stunting, and underweight.</w:t>
+        <w:t>Solution: ✅ Correct Answer: A. Weight-for-height and height-for-age | 🧠 Clinical Rationale: Growth charts track wasting, stunting, and underweight. | ❌ Why Not Others? | B — BMI only: not the appropriate nursing action here | C — Waist only: not the appropriate nursing action here | D — Head only: not the appropriate nursing action here | ⚠️ Exam Trap: Read the exact question — the correct fact and its look-alike options are easy to interchange. | 💎 PNC Pearl: Weight-for-height and height-for-age → Growth charts track wasting, stunting, and underweight</w:t>
       </w:r>
     </w:p>
     <w:p>
@@ -439,7 +439,7 @@
     </w:p>
     <w:p>
       <w:r>
-        <w:t>Solution: Rapid potassium infusion causes fatal arrhythmias.</w:t>
+        <w:t>Solution: ✅ Correct Answer: A. 10 mEq/hour peripherally (per protocol) | 🧠 Clinical Rationale: Rapid potassium infusion causes fatal arrhythmias. | ❌ Why Not Others? | B — 100 mEq/hour: not the appropriate nursing action here | C — 50 mEq/hour: not the appropriate nursing action here | D — Any rate: not the appropriate nursing action here | ⚠️ Exam Trap: Don’t confuse "10 mEq/hour peripherally (per protocol)" with "50 mEq/hour" — they look alike and are easy to interchange. | 💎 PNC Pearl: 10 mEq/hour peripherally (per protocol) → Rapid potassium infusion causes fatal arrhythmias</w:t>
       </w:r>
     </w:p>
     <w:p>
@@ -484,7 +484,7 @@
     </w:p>
     <w:p>
       <w:r>
-        <w:t>Solution: Normal urine output is 1–2 L/day.</w:t>
+        <w:t>Solution: ✅ Correct Answer: A. 1000–2000 ml | 🧠 Clinical Rationale: Normal urine output is 1–2 L/day. | ❌ Why Not Others? | B — 100 ml: Anuria is essentially no urine output. | C — 3000 ml: not the appropriate nursing action here | D — 5000 ml: not the appropriate nursing action here | ⚠️ Exam Trap: Read the exact question — the correct fact and its look-alike options are easy to interchange. | 💎 PNC Pearl: 1000–2000 ml → Normal urine output is 1–2 L/day</w:t>
       </w:r>
     </w:p>
     <w:p>
@@ -529,7 +529,7 @@
     </w:p>
     <w:p>
       <w:r>
-        <w:t>Solution: Anovulation, obesity, and tamoxifen expose the endometrium to unopposed oestrogen, causing hyperplasia.</w:t>
+        <w:t>Solution: ✅ Correct Answer: A. Chronic unopposed oestrogen stimulation | 🧠 Clinical Rationale: Anovulation, obesity, and tamoxifen expose the endometrium to unopposed oestrogen, causing hyperplasia. | ❌ Why Not Others? | B — Progesterone excess: not the appropriate nursing action here | C — Infection: Loss of immunoglobulins predisposes to peritonitis and cellulitis; also watch thrombosis. | D — Radiation: Radiant loss of heat from the body surface predominates at rest. | ⚠️ Exam Trap: Read the exact question — the correct fact and its look-alike options are easy to interchange. | 💎 PNC Pearl: Chronic unopposed oestrogen stimulation → Anovulation, obesity, and tamoxifen expose the endometrium to unopposed oestrogen, causing hyperplasia</w:t>
       </w:r>
     </w:p>
     <w:p>
@@ -574,7 +574,7 @@
     </w:p>
     <w:p>
       <w:r>
-        <w:t>Solution: Institutional ethics approval must precede data collection.</w:t>
+        <w:t>Solution: ✅ Correct Answer: A. Before starting data collection | 🧠 Clinical Rationale: Institutional ethics approval must precede data collection. | ❌ Why Not Others? | B — After publication: not the appropriate nursing action here | C — After analysis: not the appropriate nursing action here | D — Never: Crushing SR/ER tablets causes dose dumping. | ⚠️ Exam Trap: Read the exact question — the correct fact and its look-alike options are easy to interchange. | 💎 PNC Pearl: Before starting data collection → Institutional ethics approval must precede data collection</w:t>
       </w:r>
     </w:p>
     <w:p>
@@ -619,7 +619,7 @@
     </w:p>
     <w:p>
       <w:r>
-        <w:t>Solution: Toxicity needs immediate levels and supportive care; dialysis for severe cases.</w:t>
+        <w:t>Solution: ✅ Correct Answer: A. Vomiting, diarrhoea, coarse tremor, and drowsiness | 🧠 Clinical Rationale: Toxicity needs immediate levels and supportive care; dialysis for severe cases. | ❌ Why Not Others? | B — Rash: Allopurinol rash can precede severe reactions. | C — Fever: Temperatures above 38°C are fever (pyrexia); &gt;41°C is hyperpyrexia. | D — Bleeding: All anticoagulants raise bleeding risk. | ⚠️ Exam Trap: Read the exact question — the correct fact and its look-alike options are easy to interchange. | 💎 PNC Pearl: Vomiting, diarrhoea, coarse tremor, and drowsiness → Toxicity needs immediate levels and supportive care; dialysis for severe cases</w:t>
       </w:r>
     </w:p>
     <w:p>
@@ -664,7 +664,7 @@
     </w:p>
     <w:p>
       <w:r>
-        <w:t>Solution: Beta-blockers can precipitate bronchospasm.</w:t>
+        <w:t>Solution: ✅ Correct Answer: A. Non-selective beta-blockers (propranolol) | 🧠 Clinical Rationale: Beta-blockers can precipitate bronchospasm. | ❌ Why Not Others? | B — Salbutamol: Rapid-acting bronchodilators are first-line; systemic steroids follow. | C — Prednisolone: Steroids induce remission in most minimal change disease; monitor for relapse. | D — Montelukast: not the appropriate nursing action here | ⚠️ Exam Trap: Read the exact question — the correct fact and its look-alike options are easy to interchange. | 💎 PNC Pearl: Non-selective beta-blockers (propranolol) → Beta-blockers can precipitate bronchospasm</w:t>
       </w:r>
     </w:p>
     <w:p>
@@ -709,7 +709,7 @@
     </w:p>
     <w:p>
       <w:r>
-        <w:t>Solution: Sodium restriction and daily weights manage ascites.</w:t>
+        <w:t>Solution: ✅ Correct Answer: A. Weigh daily and restrict sodium | 🧠 Clinical Rationale: Sodium restriction and daily weights manage ascites. | ❌ Why Not Others? | B — Increase salt: not the appropriate nursing action here | C — Drink freely: not the appropriate nursing action here | D — Avoid weighing: not the appropriate nursing action here | ⚠️ Exam Trap: Read the exact question — the correct fact and its look-alike options are easy to interchange. | 💎 PNC Pearl: Weigh daily and restrict sodium → Sodium restriction and daily weights manage ascites</w:t>
       </w:r>
     </w:p>
     <w:p>
@@ -754,7 +754,7 @@
     </w:p>
     <w:p>
       <w:r>
-        <w:t>Solution: The portal vein delivers nutrient-rich blood to the liver.</w:t>
+        <w:t>Solution: ✅ Correct Answer: A. Hepatic portal vein | 🧠 Clinical Rationale: The portal vein delivers nutrient-rich blood to the liver. | ❌ Why Not Others? | B — Hepatic artery: not the appropriate nursing action here | C — Mesenteric artery: Embolic occlusion (often atrial fibrillation) causes acute bowel ischaemia. | D — Inferior vena cava: not the appropriate nursing action here | ⚠️ Exam Trap: Read the exact question — the correct fact and its look-alike options are easy to interchange. | 💎 PNC Pearl: Hepatic portal vein → The portal vein delivers nutrient-rich blood to the liver</w:t>
       </w:r>
     </w:p>
     <w:p>
@@ -799,7 +799,7 @@
     </w:p>
     <w:p>
       <w:r>
-        <w:t>Solution: Higher flows dry the mucosa; humidification prevents airway drying.</w:t>
+        <w:t>Solution: ✅ Correct Answer: A. 4 L/min | 🧠 Clinical Rationale: Higher flows dry the mucosa; humidification prevents airway drying. | ❌ Why Not Others? | B — 1 L/min: not the appropriate nursing action here | C — 10 L/min: Simple face masks run at 6–10 L/min to prevent CO2 rebreathing. | D — 2 L/min: High oxygen can abolish the hypoxic respiratory drive. | ⚠️ Exam Trap: Read the exact question — the correct fact and its look-alike options are easy to interchange. | 💎 PNC Pearl: 4 L/min → Higher flows dry the mucosa; humidification prevents airway drying</w:t>
       </w:r>
     </w:p>
     <w:p>
@@ -844,7 +844,7 @@
     </w:p>
     <w:p>
       <w:r>
-        <w:t>Solution: Insulin drives potassium into cells; glucose and K+ are checked hourly.</w:t>
+        <w:t>Solution: ✅ Correct Answer: A. Hypoglycaemia and hypokalaemia | 🧠 Clinical Rationale: Insulin drives potassium into cells; glucose and K+ are checked hourly. | ❌ Why Not Others? | B — Hyperkalaemia only: not the appropriate nursing action here | C — Bradycardia: Bradycardia = 60 beats per minute | D — Constipation: Opioids slow GI motility; prophylactic stool softeners and fluids are routine. | ⚠️ Exam Trap: Read the exact question — the correct fact and its look-alike options are easy to interchange. | 💎 PNC Pearl: Hypoglycaemia and hypokalaemia → Insulin drives potassium into cells; glucose and K+ are checked hourly</w:t>
       </w:r>
     </w:p>
     <w:p>
@@ -889,7 +889,7 @@
     </w:p>
     <w:p>
       <w:r>
-        <w:t>Solution: Nutrition and infection form a vicious cycle.</w:t>
+        <w:t>Solution: ✅ Correct Answer: A. Undernutrition increasing infection risk | 🧠 Clinical Rationale: Nutrition and infection form a vicious cycle. | ❌ Why Not Others? | B — Chance: A small p-value suggests the result is unlikely due to chance alone. | C — Diet: INH depletes B6; supplement to prevent neuropathy. | D — Climate: NMSA promotes sustainable agriculture. | ⚠️ Exam Trap: Read the exact question — the correct fact and its look-alike options are easy to interchange. | 💎 PNC Pearl: Undernutrition increasing infection risk → Nutrition and infection form a vicious cycle</w:t>
       </w:r>
     </w:p>
     <w:p>
@@ -934,7 +934,7 @@
     </w:p>
     <w:p>
       <w:r>
-        <w:t>Solution: Women often present with atypical symptoms — fatigue, dyspnoea, nausea, and upper back pain.</w:t>
+        <w:t>Solution: ✅ Correct Answer: A. Atypical chest pain, fatigue, and dyspnoea | 🧠 Clinical Rationale: Women often present with atypical symptoms — fatigue, dyspnoea, nausea, and upper back pain. | ❌ Why Not Others? | B — Classic crushing pain always: not the appropriate nursing action here | C — None: not the appropriate nursing action here | D — Only back pain: not the appropriate nursing action here | ⚠️ Exam Trap: Read the exact question — the correct fact and its look-alike options are easy to interchange. | 💎 PNC Pearl: Atypical chest pain, fatigue, and dyspnoea → Women often present with atypical symptoms — fatigue, dyspnoea, nausea, and upper back pain</w:t>
       </w:r>
     </w:p>
     <w:p>
@@ -979,7 +979,7 @@
     </w:p>
     <w:p>
       <w:r>
-        <w:t>Solution: S. aureus and MRSA cause most surgical site infections.</w:t>
+        <w:t>Solution: ✅ Correct Answer: A. Staphylococcus aureus | 🧠 Clinical Rationale: S. aureus and MRSA cause most surgical site infections. | ❌ Why Not Others? | B — E. coli: Dominates UTI at all ages. | C — Pseudomonas only: not the appropriate nursing action here | D — Candida: Candidiasis (thrush) and cryptococcal meningitis dominate in AIDS. | ⚠️ Exam Trap: Read the exact question — the correct fact and its look-alike options are easy to interchange. | 💎 PNC Pearl: Staphylococcus aureus → S. aureus and MRSA cause most surgical site infections</w:t>
       </w:r>
     </w:p>
     <w:p>
@@ -1024,7 +1024,7 @@
     </w:p>
     <w:p>
       <w:r>
-        <w:t>Solution: Document MSE, risk, and interventions accurately.</w:t>
+        <w:t>Solution: ✅ Correct Answer: A. Continuity, legal record, and quality monitoring | 🧠 Clinical Rationale: Document MSE, risk, and interventions accurately. | ❌ Why Not Others? | B — Paperwork burden: not the appropriate nursing action here | C — Diet: INH depletes B6; supplement to prevent neuropathy. | D — Exercise: Calcium, vitamin D, and fall prevention maintain bone health. | ⚠️ Exam Trap: Read the exact question — the correct fact and its look-alike options are easy to interchange. | 💎 PNC Pearl: Continuity, legal record, and quality monitoring → Document MSE, risk, and interventions accurately</w:t>
       </w:r>
     </w:p>
     <w:p>
@@ -1069,7 +1069,7 @@
     </w:p>
     <w:p>
       <w:r>
-        <w:t>Solution: Febrile seizures peak between 6 months and 5 years with a family tendency.</w:t>
+        <w:t>Solution: ✅ Correct Answer: A. 6 months to 5 years | 🧠 Clinical Rationale: Febrile seizures peak between 6 months and 5 years with a family tendency. | ❌ Why Not Others? | B — Birth to 1 month: not the appropriate nursing action here | C — 10-15 years: not the appropriate nursing action here | D — Adolescence: Panic disorder typically begins in late teens to mid-30s. | ⚠️ Exam Trap: Read the exact question — the correct fact and its look-alike options are easy to interchange. | 💎 PNC Pearl: 6 months to 5 years → Febrile seizures peak between 6 months and 5 years with a family tendency</w:t>
       </w:r>
     </w:p>
     <w:p>
@@ -1114,7 +1114,7 @@
     </w:p>
     <w:p>
       <w:r>
-        <w:t>Solution: Opioids depress respiration and slow the gut.</w:t>
+        <w:t>Solution: ✅ Correct Answer: A. Respiratory depression and constipation | 🧠 Clinical Rationale: Opioids depress respiration and slow the gut. | ❌ Why Not Others? | B — Tachycardia: Tachycardia = 100 beats per minute | C — Diarrhoea: Cholinergic side effects (nausea, vomiting, bradycardia) are common with cholinesterase inhibitors. | D — Hypertension: Chronic hypertension causes most spontaneous intracerebral bleeds. | ⚠️ Exam Trap: Read the exact question — the correct fact and its look-alike options are easy to interchange. | 💎 PNC Pearl: Respiratory depression and constipation → Opioids depress respiration and slow the gut</w:t>
       </w:r>
     </w:p>
     <w:p>
@@ -1159,7 +1159,7 @@
     </w:p>
     <w:p>
       <w:r>
-        <w:t>Solution: Clean-to-dirty technique prevents spreading contamination.</w:t>
+        <w:t>Solution: ✅ Correct Answer: A. From the cleanest area to the dirtiest area | 🧠 Clinical Rationale: Clean-to-dirty technique prevents spreading contamination. | ❌ Why Not Others? | B — From dirty to clean: not the appropriate nursing action here | C — In a circular motion outward only: not the appropriate nursing action here | D — Randomly: not the appropriate nursing action here | ⚠️ Exam Trap: Read the exact question — the correct fact and its look-alike options are easy to interchange. | 💎 PNC Pearl: From the cleanest area to the dirtiest area → Clean-to-dirty technique prevents spreading contamination</w:t>
       </w:r>
     </w:p>
     <w:p>
@@ -1204,7 +1204,7 @@
     </w:p>
     <w:p>
       <w:r>
-        <w:t>Solution: Teaching facilitates learning through planned experiences and evaluation.</w:t>
+        <w:t>Solution: ✅ Correct Answer: A. A systematic process of facilitating learning | 🧠 Clinical Rationale: Teaching facilitates learning through planned experiences and evaluation. | ❌ Why Not Others? | B — Delivering lectures only: not the appropriate nursing action here | C — Giving assignments: not the appropriate nursing action here | D — Conducting exams: not the appropriate nursing action here | ⚠️ Exam Trap: Read the exact question — the correct fact and its look-alike options are easy to interchange. | 💎 PNC Pearl: A systematic process of facilitating learning → Teaching facilitates learning through planned experiences and evaluation</w:t>
       </w:r>
     </w:p>
     <w:p>
@@ -1249,7 +1249,7 @@
     </w:p>
     <w:p>
       <w:r>
-        <w:t>Solution: Obesity is BMI ≥30; overweight is 25-29.9.</w:t>
+        <w:t>Solution: ✅ Correct Answer: A. Obesity | 🧠 Clinical Rationale: Obesity is BMI ≥30; overweight is 25-29.9. | ❌ Why Not Others? | B — Underweight: BMI &lt;18.5 signals undernutrition risk. | C — Normal: Grief differs from complicated grief; support and allow expression. | D — Overweight only: not the appropriate nursing action here | ⚠️ Exam Trap: Read the exact question — the correct fact and its look-alike options are easy to interchange. | 💎 PNC Pearl: Obesity → BMI ≥30; overweight is 25-29.9</w:t>
       </w:r>
     </w:p>
     <w:p>
@@ -1294,7 +1294,7 @@
     </w:p>
     <w:p>
       <w:r>
-        <w:t>Solution: Raise side rails for confused, sedated, or at-risk clients; document their use.</w:t>
+        <w:t>Solution: ✅ Correct Answer: A. Clients at risk of falling out of bed | 🧠 Clinical Rationale: Raise side rails for confused, sedated, or at-risk clients; document their use. | ❌ Why Not Others? | B — All clients: Standard precautions are applied to every client's blood, body fluids, secretions, and non-intact skin. — not the correct first action | C — Only children: not the correct first action | D — Only the elderly: not the correct first action | ⚠️ Exam Trap: Read the exact question — the correct fact and its look-alike options are easy to interchange. | 💎 PNC Pearl: Clients at risk of falling out of bed → Raise side rails for confused, sedated, or at-risk clients; document their use</w:t>
       </w:r>
     </w:p>
     <w:p>
@@ -1339,7 +1339,7 @@
     </w:p>
     <w:p>
       <w:r>
-        <w:t>Solution: Regular checks and training prevent electrical hazards.</w:t>
+        <w:t>Solution: ✅ Correct Answer: A. Grounding, inspection, and avoiding overloads | 🧠 Clinical Rationale: Regular checks and training prevent electrical hazards. | ❌ Why Not Others? | B — Luck: not the appropriate nursing action here | C — Diet: INH depletes B6; supplement to prevent neuropathy. | D — Climate: NMSA promotes sustainable agriculture. | ⚠️ Exam Trap: Read the exact question — the correct fact and its look-alike options are easy to interchange. | 💎 PNC Pearl: Grounding, inspection, and avoiding overloads → Regular checks and training prevent electrical hazards</w:t>
       </w:r>
     </w:p>
     <w:p>
@@ -1384,7 +1384,7 @@
     </w:p>
     <w:p>
       <w:r>
-        <w:t>Solution: Combine dietary, anthropometric, biochemical, and clinical data.</w:t>
+        <w:t>Solution: ✅ Correct Answer: A. Diet history, anthropometry, and labs | 🧠 Clinical Rationale: Combine dietary, anthropometric, biochemical, and clinical data. | ❌ Why Not Others? | B — Weight alone: not the appropriate nursing action here | C — Diet alone: not the appropriate nursing action here | D — Climate: NMSA promotes sustainable agriculture. | ⚠️ Exam Trap: Read the exact question — the correct fact and its look-alike options are easy to interchange. | 💎 PNC Pearl: Diet history, anthropometry, and labs → Combine dietary, anthropometric, biochemical, and clinical data</w:t>
       </w:r>
     </w:p>
     <w:p>
@@ -1429,7 +1429,7 @@
     </w:p>
     <w:p>
       <w:r>
-        <w:t>Solution: Apply pressure, lean forward, and avoid picking; cautery for recurrent cases.</w:t>
+        <w:t>Solution: ✅ Correct Answer: A. Nose picking and dry mucosa | 🧠 Clinical Rationale: Apply pressure, lean forward, and avoid picking; cautery for recurrent cases. | ❌ Why Not Others? | B — Tumour always: not the appropriate nursing action here | C — Diet: INH depletes B6; supplement to prevent neuropathy. | D — Exercise: Calcium, vitamin D, and fall prevention maintain bone health. | ⚠️ Exam Trap: Read the exact question — the correct fact and its look-alike options are easy to interchange. | 💎 PNC Pearl: Nose picking and dry mucosa → Apply pressure, lean forward, and avoid picking; cautery for recurrent cases</w:t>
       </w:r>
     </w:p>
     <w:p>
@@ -1474,7 +1474,7 @@
     </w:p>
     <w:p>
       <w:r>
-        <w:t>Solution: Take threats seriously; safety plan and professional help.</w:t>
+        <w:t>Solution: ✅ Correct Answer: A. Depression, previous attempts, and family conflict | 🧠 Clinical Rationale: Take threats seriously; safety plan and professional help. | ❌ Why Not Others? | B — Diet always: not the appropriate nursing action here | C — Exercise: Calcium, vitamin D, and fall prevention maintain bone health. | D — Vaccination: Absence of a scar does not mean no protection; check vaccination records. | ⚠️ Exam Trap: Read the exact question — the correct fact and its look-alike options are easy to interchange. | 💎 PNC Pearl: Depression, previous attempts, and family conflict → Take threats seriously; safety plan and professional help</w:t>
       </w:r>
     </w:p>
     <w:p>
@@ -1519,7 +1519,7 @@
     </w:p>
     <w:p>
       <w:r>
-        <w:t>Solution: Myosin heads pull actin filaments during contraction.</w:t>
+        <w:t>Solution: ✅ Correct Answer: A. Myosin | 🧠 Clinical Rationale: Myosin heads pull actin filaments during contraction. | ❌ Why Not Others? | B — Actin: Thin filaments are actin; thick filaments are myosin. | C — Troponin: Cardiac troponin is the gold standard biomarker, rising 2–4 hours after MI and staying elevated for days. | D — Elastin: not the appropriate nursing action here | ⚠️ Exam Trap: Read the exact question — the correct fact and its look-alike options are easy to interchange. | 💎 PNC Pearl: Myosin → heads pull actin filaments during contraction</w:t>
       </w:r>
     </w:p>
     <w:p>
@@ -1564,7 +1564,7 @@
     </w:p>
     <w:p>
       <w:r>
-        <w:t>Solution: Huff coughing, fluids, and postural drainage mobilize secretions; bronchodilators help first.</w:t>
+        <w:t>Solution: ✅ Correct Answer: A. Effective coughing, hydration, and chest physiotherapy | 🧠 Clinical Rationale: Huff coughing, fluids, and postural drainage mobilize secretions; bronchodilators help first. | ❌ Why Not Others? | B — Bed rest only: not the correct first action | C — Antihistamines: Trigger avoidance and antihistamines control hives. — not the correct first action | D — Cold drinks: Asthma triggers are allergens and irritants; cold drinks are not a standard trigger. — not the correct first action | ⚠️ Exam Trap: Read the exact question — the correct fact and its look-alike options are easy to interchange. | 💎 PNC Pearl: Effective coughing, hydration, and chest physiotherapy → Huff coughing, fluids, and postural drainage mobilize secretions; bronchodilators help first</w:t>
       </w:r>
     </w:p>
     <w:p>
@@ -1609,7 +1609,7 @@
     </w:p>
     <w:p>
       <w:r>
-        <w:t>Solution: Rotavirus is the leading cause of severe diarrhoea in young children; vaccines reduce it.</w:t>
+        <w:t>Solution: ✅ Correct Answer: A. Rotavirus | 🧠 Clinical Rationale: Rotavirus is the leading cause of severe diarrhoea in young children; vaccines reduce it. | ❌ Why Not Others? | B — Salmonella: Bacterial toxins and contamination cause most outbreaks; safe handling prevents them. | C — Shigella: Shigellosis causes bloody mucoid stools with fever; treat with appropriate antibiotics. | D — Giardia: Causes foul-smelling diarrhoea and malabsorption; metronidazole treats it. | ⚠️ Exam Trap: Read the exact question — the correct fact and its look-alike options are easy to interchange. | 💎 PNC Pearl: Rotavirus is the leading cause of severe diarrhoea in young children; vaccines reduce it.</w:t>
       </w:r>
     </w:p>
     <w:p>
@@ -1654,7 +1654,7 @@
     </w:p>
     <w:p>
       <w:r>
-        <w:t>Solution: ANMs run sub-centres: ANC, immunization, family planning, and deliveries.</w:t>
+        <w:t>Solution: ✅ Correct Answer: A. Primary-level maternal and child health care at sub-centres | 🧠 Clinical Rationale: ANMs run sub-centres: ANC, immunization, family planning, and deliveries. | ❌ Why Not Others? | B — Hospital surgery: not the appropriate nursing action here | C — Diet: INH depletes B6; supplement to prevent neuropathy. | D — Climate: NMSA promotes sustainable agriculture. | ⚠️ Exam Trap: Read the exact question — the correct fact and its look-alike options are easy to interchange. | 💎 PNC Pearl: Primary-level maternal and child health care at sub-centres → ANMs run sub-centres: ANC, immunization, family planning, and deliveries</w:t>
       </w:r>
     </w:p>
     <w:p>
@@ -1699,7 +1699,7 @@
     </w:p>
     <w:p>
       <w:r>
-        <w:t>Solution: Rights are verified at the bedside immediately before administration.</w:t>
+        <w:t>Solution: ✅ Correct Answer: A. At the bedside before giving the drug | 🧠 Clinical Rationale: Rights are verified at the bedside immediately before administration. | ❌ Why Not Others? | B — When the order is written: not the appropriate nursing action here | C — At handover: not the appropriate nursing action here | D — After administration: Chart medications at the time of administration. | ⚠️ Exam Trap: Read the exact question — the correct fact and its look-alike options are easy to interchange. | 💎 PNC Pearl: At the bedside before giving the drug → Rights are verified at the bedside immediately before administration</w:t>
       </w:r>
     </w:p>
     <w:p>
@@ -1744,7 +1744,7 @@
     </w:p>
     <w:p>
       <w:r>
-        <w:t>Solution: Isotonic fluids (0.9% NaCl) do not change cell volume.</w:t>
+        <w:t>Solution: ✅ Correct Answer: A. The same solute concentration as the cells | 🧠 Clinical Rationale: Isotonic fluids (0.9% NaCl) do not change cell volume. | ❌ Why Not Others? | B — Higher concentration: not the appropriate nursing action here | C — Lower concentration: not the appropriate nursing action here | D — No solutes: not the appropriate nursing action here | ⚠️ Exam Trap: Read the exact question — the correct fact and its look-alike options are easy to interchange. | 💎 PNC Pearl: The same solute concentration as the cells → Isotonic fluids (0.9% NaCl) do not change cell volume</w:t>
       </w:r>
     </w:p>
     <w:p>
@@ -1789,7 +1789,7 @@
     </w:p>
     <w:p>
       <w:r>
-        <w:t>Solution: Oxygenated blood flows through the four pulmonary veins to the left atrium.</w:t>
+        <w:t>Solution: ✅ Correct Answer: A. Pulmonary veins into the left atrium | 🧠 Clinical Rationale: Oxygenated blood flows through the four pulmonary veins to the left atrium. | ❌ Why Not Others? | B — Pulmonary artery: The right ventricle sends deoxygenated blood through the pulmonary trunk to the lungs. | C — Vena cava: not the appropriate nursing action here | D — Aorta: The aorta distributes oxygenated blood systemically. | ⚠️ Exam Trap: Read the exact question — the correct fact and its look-alike options are easy to interchange. | 💎 PNC Pearl: Pulmonary veins into the left atrium → Oxygenated blood flows through the four pulmonary veins to the left atrium</w:t>
       </w:r>
     </w:p>
     <w:p>
@@ -1834,7 +1834,7 @@
     </w:p>
     <w:p>
       <w:r>
-        <w:t>Solution: Transitional (urothelium) stretches as the bladder fills.</w:t>
+        <w:t>Solution: ✅ Correct Answer: A. Transitional epithelium | 🧠 Clinical Rationale: Transitional (urothelium) stretches as the bladder fills. | ❌ Why Not Others? | B — Simple squamous: not the appropriate nursing action here | C — Stratified squamous: The vagina has stratified squamous epithelium that undergoes cyclical changes with oestrogen. | D — Ciliated columnar: Ciliated pseudostratified columnar epithelium forms the mucociliary escalator. | ⚠️ Exam Trap: Read the exact question — the correct fact and its look-alike options are easy to interchange. | 💎 PNC Pearl: Transitional epithelium → Transitional (urothelium) stretches as the bladder fills</w:t>
       </w:r>
     </w:p>
     <w:p>
@@ -1879,7 +1879,7 @@
     </w:p>
     <w:p>
       <w:r>
-        <w:t>Solution: Erythema, warmth, purulence, and increasing pain signal wound infection; report promptly.</w:t>
+        <w:t>Solution: ✅ Correct Answer: A. Increasing pain, redness, warmth, and purulent drainage | 🧠 Clinical Rationale: Erythema, warmth, purulence, and increasing pain signal wound infection; report promptly. | ❌ Why Not Others? | B — Slight oedema on day 1: not the appropriate nursing action here | C — Serosanguineous drainage: not the appropriate nursing action here | D — A dry dressing: not the appropriate nursing action here | ⚠️ Exam Trap: Read the exact question — the correct fact and its look-alike options are easy to interchange. | 💎 PNC Pearl: Increasing pain, redness, warmth, and purulent drainage → Erythema, warmth, purulence, and increasing pain signal wound infection; report promptly</w:t>
       </w:r>
     </w:p>
     <w:p>
@@ -1924,7 +1924,7 @@
     </w:p>
     <w:p>
       <w:r>
-        <w:t>Solution: The vas (ductus) deferens conveys sperm to the ejaculatory duct.</w:t>
+        <w:t>Solution: ✅ Correct Answer: A. Vas deferens | 🧠 Clinical Rationale: The vas (ductus) deferens conveys sperm to the ejaculatory duct. | ❌ Why Not Others? | B — Urethra: The urethra drains the bladder. | C — Ejaculatory duct only: not the appropriate nursing action here | D — Fallopian tube: Fertilization takes place in the ampulla of the tube. | ⚠️ Exam Trap: Read the exact question — the correct fact and its look-alike options are easy to interchange. | 💎 PNC Pearl: Vas deferens → The vas (ductus) deferens conveys sperm to the ejaculatory duct</w:t>
       </w:r>
     </w:p>
     <w:p>
@@ -1969,7 +1969,7 @@
     </w:p>
     <w:p>
       <w:r>
-        <w:t>Solution: Cholestasis causes itching and bleeding risk (vitamin K malabsorption).</w:t>
+        <w:t>Solution: ✅ Correct Answer: A. Bleeding, itching, and changes in stool colour | 🧠 Clinical Rationale: Cholestasis causes itching and bleeding risk (vitamin K malabsorption). | ❌ Why Not Others? | B — Only itching: not the appropriate nursing action here | C — Only appetite: not the appropriate nursing action here | D — Only urine: not the appropriate nursing action here | ⚠️ Exam Trap: Read the exact question — the correct fact and its look-alike options are easy to interchange. | 💎 PNC Pearl: Bleeding, itching, and changes in stool colour → Cholestasis causes itching and bleeding risk (vitamin K malabsorption)</w:t>
       </w:r>
     </w:p>
     <w:p>
@@ -2014,7 +2014,7 @@
     </w:p>
     <w:p>
       <w:r>
-        <w:t>Solution: Values underpin norms and guide choices.</w:t>
+        <w:t>Solution: ✅ Correct Answer: A. Deeply held beliefs about what is desirable | 🧠 Clinical Rationale: Values underpin norms and guide choices. | ❌ Why Not Others? | B — Rules: Norms prescribe acceptable behaviour; folkways, mores, and laws. | C — Habits: Prevention targets diet, activity, and screen time; treat comorbidities. | D — Instincts: not the appropriate nursing action here | ⚠️ Exam Trap: Read the exact question — the correct fact and its look-alike options are easy to interchange. | 💎 PNC Pearl: Deeply held beliefs about what is desirable → Values underpin norms and guide choices</w:t>
       </w:r>
     </w:p>
     <w:p>
@@ -2059,7 +2059,7 @@
     </w:p>
     <w:p>
       <w:r>
-        <w:t>Solution: C. diphtheriae produces toxin causing membrane and myocarditis.</w:t>
+        <w:t>Solution: ✅ Correct Answer: A. Corynebacterium diphtheriae | 🧠 Clinical Rationale: C. diphtheriae produces toxin causing membrane and myocarditis. | ❌ Why Not Others? | B — Streptococcus: Group A strep causes scarlet fever with a strawberry tongue. | C — Staphylococcus: Keep the cord clean and dry; treat cellulitis with antibiotics. | D — Neisseria: N. gonorrhoeae causes urethritis and cervicitis. | ⚠️ Exam Trap: Read the exact question — the correct fact and its look-alike options are easy to interchange. | 💎 PNC Pearl: Corynebacterium diphtheriae → C. diphtheriae produces toxin causing membrane and myocarditis</w:t>
       </w:r>
     </w:p>
     <w:p>
@@ -2104,7 +2104,7 @@
     </w:p>
     <w:p>
       <w:r>
-        <w:t>Solution: CBT-I is first-line; avoid long-term hypnotics.</w:t>
+        <w:t>Solution: ✅ Correct Answer: A. Stress, poor sleep hygiene, and psychiatric illness | 🧠 Clinical Rationale: CBT-I is first-line; avoid long-term hypnotics. | ❌ Why Not Others? | B — Single cause always: not the appropriate nursing action here | C — Diet: INH depletes B6; supplement to prevent neuropathy. | D — Exercise: Calcium, vitamin D, and fall prevention maintain bone health. | ⚠️ Exam Trap: Read the exact question — the correct fact and its look-alike options are easy to interchange. | 💎 PNC Pearl: Stress, poor sleep hygiene, and psychiatric illness → CBT-I is first-line; avoid long-term hypnotics</w:t>
       </w:r>
     </w:p>
     <w:p>
@@ -2149,7 +2149,7 @@
     </w:p>
     <w:p>
       <w:r>
-        <w:t>Solution: Bradypnoea &lt;12/min; tachypnoea &gt;20/min.</w:t>
+        <w:t>Solution: ✅ Correct Answer: A. 12 breaths per minute | 🧠 Clinical Rationale: Bradypnoea &lt;12/min; tachypnoea &gt;20/min. | ❌ Why Not Others? | B — 20: Children have 20 primary teeth; adults have 32 permanent teeth. | C — 30: not the appropriate nursing action here | D — 8: India has 8 Union Territories. | ⚠️ Exam Trap: Read the exact question — the correct fact and its look-alike options are easy to interchange. | 💎 PNC Pearl: 12 breaths per minute → Bradypnoea &lt;12/min; tachypnoea &gt;20/min</w:t>
       </w:r>
     </w:p>
     <w:p>
@@ -2194,7 +2194,7 @@
     </w:p>
     <w:p>
       <w:r>
-        <w:t>Solution: Water leaves the cell in a hypertonic environment.</w:t>
+        <w:t>Solution: ✅ Correct Answer: A. Shrink (crenate) | 🧠 Clinical Rationale: Water leaves the cell in a hypertonic environment. | ❌ Why Not Others? | B — Swell: Water enters the cell in hypotonic solution, causing swelling and lysis. | C — Burst: not the appropriate nursing action here | D — Remain unchanged: not the appropriate nursing action here | ⚠️ Exam Trap: Read the exact question — the correct fact and its look-alike options are easy to interchange. | 💎 PNC Pearl: Shrink (crenate) → Water leaves the cell in a hypertonic environment</w:t>
       </w:r>
     </w:p>
     <w:p>
@@ -2239,7 +2239,7 @@
     </w:p>
     <w:p>
       <w:r>
-        <w:t>Solution: HLA/MHC display self and foreign peptides for immune recognition.</w:t>
+        <w:t>Solution: ✅ Correct Answer: A. Human leucocyte antigens (HLA) | 🧠 Clinical Rationale: HLA/MHC display self and foreign peptides for immune recognition. | ❌ Why Not Others? | B — Antibodies: Globulins include immunoglobulins. | C — Cytokines: not the appropriate nursing action here | D — Antigens of bacteria: not the appropriate nursing action here | ⚠️ Exam Trap: Read the exact question — the correct fact and its look-alike options are easy to interchange. | 💎 PNC Pearl: Human leucocyte antigens (HLA) → HLA/MHC display self and foreign peptides for immune recognition</w:t>
       </w:r>
     </w:p>
     <w:p>
@@ -2284,7 +2284,7 @@
     </w:p>
     <w:p>
       <w:r>
-        <w:t>Solution: CBE and self-awareness detect early lumps; mammography for high-risk groups.</w:t>
+        <w:t>Solution: ✅ Correct Answer: A. Clinical breast examination and awareness | 🧠 Clinical Rationale: CBE and self-awareness detect early lumps; mammography for high-risk groups. | ❌ Why Not Others? | B — Mammography for all: not the appropriate nursing action here | C — Diet: INH depletes B6; supplement to prevent neuropathy. | D — Climate: NMSA promotes sustainable agriculture. | ⚠️ Exam Trap: Read the exact question — the correct fact and its look-alike options are easy to interchange. | 💎 PNC Pearl: Clinical breast examination and awareness → CBE and self-awareness detect early lumps; mammography for high-risk groups</w:t>
       </w:r>
     </w:p>
     <w:p>
@@ -2329,7 +2329,7 @@
     </w:p>
     <w:p>
       <w:r>
-        <w:t>Solution: The AV fistula is preserved for dialysis only; BP cuffs and needle sticks can damage it. Thrill/bruit confirm patency.</w:t>
+        <w:t>Solution: ✅ Correct Answer: A. Blood pressure measurement, venepuncture, or IV lines | 🧠 Clinical Rationale: The AV fistula is preserved for dialysis only; BP cuffs and needle sticks can damage it. Thrill/bruit confirm patency. | ❌ Why Not Others? | B — The dialysis connection itself: not the appropriate nursing action here | C — Palpating thrill: not the appropriate nursing action here | D — Auscultating bruit: not the appropriate nursing action here | ⚠️ Exam Trap: Read the exact question — the correct fact and its look-alike options are easy to interchange. | 💎 PNC Pearl: Blood pressure measurement, venepuncture, or IV lines → The AV fistula is preserved for dialysis only; BP cuffs and needle sticks can damage it. Thrill/bruit confirm patency</w:t>
       </w:r>
     </w:p>
     <w:p>
@@ -2374,7 +2374,7 @@
     </w:p>
     <w:p>
       <w:r>
-        <w:t>Solution: Identify triggers, ensure sleep and hydration; treat acute attacks.</w:t>
+        <w:t>Solution: ✅ Correct Answer: A. Familial predisposition with triggers | 🧠 Clinical Rationale: Identify triggers, ensure sleep and hydration; treat acute attacks. | ❌ Why Not Others? | B — Diet always: not the appropriate nursing action here | C — Exercise always: not the appropriate nursing action here | D — Vaccination: Absence of a scar does not mean no protection; check vaccination records. | ⚠️ Exam Trap: Read the exact question — the correct fact and its look-alike options are easy to interchange. | 💎 PNC Pearl: Familial predisposition with triggers → Identify triggers, ensure sleep and hydration; treat acute attacks</w:t>
       </w:r>
     </w:p>
     <w:p>
@@ -2419,7 +2419,7 @@
     </w:p>
     <w:p>
       <w:r>
-        <w:t>Solution: Sickle cell trait is prevalent in tribal belts; screening and counselling help.</w:t>
+        <w:t>Solution: ✅ Correct Answer: A. Genetic inheritance in tribal communities | 🧠 Clinical Rationale: Sickle cell trait is prevalent in tribal belts; screening and counselling help. | ❌ Why Not Others? | B — Infection: Loss of immunoglobulins predisposes to peritonitis and cellulitis; also watch thrombosis. | C — Diet: INH depletes B6; supplement to prevent neuropathy. | D — Trauma: Birth trauma, episiotomy pain, and epidurals impair bladder sensation; monitor voiding closely. | ⚠️ Exam Trap: Read the exact question — the correct fact and its look-alike options are easy to interchange. | 💎 PNC Pearl: Genetic inheritance in tribal communities → Sickle cell trait is prevalent in tribal belts; screening and counselling help</w:t>
       </w:r>
     </w:p>
     <w:p>
@@ -2464,7 +2464,7 @@
     </w:p>
     <w:p>
       <w:r>
-        <w:t>Solution: Haemorrhage is the feared complication; monitor for frequent swallowing.</w:t>
+        <w:t>Solution: ✅ Correct Answer: A. Postoperative bleeding | 🧠 Clinical Rationale: Haemorrhage is the feared complication; monitor for frequent swallowing. | ❌ Why Not Others? | B — Infection: Loss of immunoglobulins predisposes to peritonitis and cellulitis; also watch thrombosis. | C — Dehydration: Depressed fontanelle with poor skin turgor indicates dehydration. | D — Aspiration: Elevate the head, oral care, and sedation holidays prevent VAP. | ⚠️ Exam Trap: Read the exact question — the correct fact and its look-alike options are easy to interchange. | 💎 PNC Pearl: Postoperative bleeding → Haemorrhage is the feared complication; monitor for frequent swallowing</w:t>
       </w:r>
     </w:p>
     <w:p>
@@ -2509,7 +2509,7 @@
     </w:p>
     <w:p>
       <w:r>
-        <w:t>Solution: Ageing needs nutrient density to prevent sarcopenia and deficiency.</w:t>
+        <w:t>Solution: ✅ Correct Answer: A. Energy-dense, protein-rich, and micronutrient-fortified | 🧠 Clinical Rationale: Ageing needs nutrient density to prevent sarcopenia and deficiency. | ❌ Why Not Others? | B — Low protein: not the appropriate nursing action here | C — High salt: not the appropriate nursing action here | D — High sugar: not the appropriate nursing action here | ⚠️ Exam Trap: Read the exact question — the correct fact and its look-alike options are easy to interchange. | 💎 PNC Pearl: Energy-dense, protein-rich, and micronutrient-fortified → Ageing needs nutrient density to prevent sarcopenia and deficiency</w:t>
       </w:r>
     </w:p>
     <w:p>
@@ -2554,7 +2554,7 @@
     </w:p>
     <w:p>
       <w:r>
-        <w:t>Solution: Hydration prevents performance loss and heat injury.</w:t>
+        <w:t>Solution: ✅ Correct Answer: A. Fluid before, during, and after exercise | 🧠 Clinical Rationale: Hydration prevents performance loss and heat injury. | ❌ Why Not Others? | B — Only during: not the appropriate nursing action here | C — Only after: not the appropriate nursing action here | D — Never: Crushing SR/ER tablets causes dose dumping. | ⚠️ Exam Trap: Read the exact question — the correct fact and its look-alike options are easy to interchange. | 💎 PNC Pearl: Fluid before, during, and after exercise → Hydration prevents performance loss and heat injury</w:t>
       </w:r>
     </w:p>
     <w:p>
@@ -2599,7 +2599,7 @@
     </w:p>
     <w:p>
       <w:r>
-        <w:t>Solution: WHODAS measures functioning across domains.</w:t>
+        <w:t>Solution: ✅ Correct Answer: A. WHODAS for disability assessment | 🧠 Clinical Rationale: WHODAS measures functioning across domains. | ❌ Why Not Others? | B — Scoring convenience: not the appropriate nursing action here | C — Diet: INH depletes B6; supplement to prevent neuropathy. | D — Exercise: Calcium, vitamin D, and fall prevention maintain bone health. | ⚠️ Exam Trap: Read the exact question — the correct fact and its look-alike options are easy to interchange. | 💎 PNC Pearl: WHODAS for disability assessment → WHODAS measures functioning across domains</w:t>
       </w:r>
     </w:p>
     <w:p>
@@ -2644,7 +2644,7 @@
     </w:p>
     <w:p>
       <w:r>
-        <w:t>Solution: Count breaths discreetly to avoid altering the rate.</w:t>
+        <w:t>Solution: ✅ Correct Answer: A. Chest movement without the client's awareness | 🧠 Clinical Rationale: Count breaths discreetly to avoid altering the rate. | ❌ Why Not Others? | B — The pulse only: not the appropriate nursing action here | C — The lips: not the appropriate nursing action here | D — The eyes: not the appropriate nursing action here | ⚠️ Exam Trap: Read the exact question — the correct fact and its look-alike options are easy to interchange. | 💎 PNC Pearl: Chest movement without the client's awareness → Count breaths discreetly to avoid altering the rate</w:t>
       </w:r>
     </w:p>
     <w:p>
@@ -2689,7 +2689,7 @@
     </w:p>
     <w:p>
       <w:r>
-        <w:t>Solution: Delay the first bath until the baby is thermostable; bathe in a warm room, drying and covering quickly.</w:t>
+        <w:t>Solution: ✅ Correct Answer: A. After temperature stability (usually 2–24 hours), keeping the baby warm | 🧠 Clinical Rationale: Delay the first bath until the baby is thermostable; bathe in a warm room, drying and covering quickly. | ❌ Why Not Others? | B — Immediately at birth: not the first bath | C — At one week: not the first bath | D — Only at discharge: not the first bath | ⚠️ Exam Trap: Read the exact question — the correct fact and its look-alike options are easy to interchange. | 💎 PNC Pearl: After temperature stability (usually 2–24 hours), keeping the baby warm = the first bath</w:t>
       </w:r>
     </w:p>
     <w:p>
@@ -2734,7 +2734,7 @@
     </w:p>
     <w:p>
       <w:r>
-        <w:t>Solution: The ANS has sympathetic and parasympathetic divisions.</w:t>
+        <w:t>Solution: ✅ Correct Answer: A. Sympathetic and parasympathetic | 🧠 Clinical Rationale: The ANS has sympathetic and parasympathetic divisions. | ❌ Why Not Others? | B — Somatic and visceral: not the appropriate nursing action here | C — Central and peripheral: not the appropriate nursing action here | D — Afferent and efferent: not the appropriate nursing action here | ⚠️ Exam Trap: Read the exact question — the correct fact and its look-alike options are easy to interchange. | 💎 PNC Pearl: Sympathetic and parasympathetic → The ANS has divisions</w:t>
       </w:r>
     </w:p>
     <w:p>
@@ -2779,7 +2779,7 @@
     </w:p>
     <w:p>
       <w:r>
-        <w:t>Solution: Hip precautions prevent dislocation after THR.</w:t>
+        <w:t>Solution: ✅ Correct Answer: A. Hip flexion beyond 90 degrees and crossing the legs | 🧠 Clinical Rationale: Hip precautions prevent dislocation after THR. | ❌ Why Not Others? | B — Walking: Assistance and aids prevent falls. | C — Using a walker: not the appropriate nursing action here | D — Sitting on raised seats: not the appropriate nursing action here | ⚠️ Exam Trap: Read the exact question — the correct fact and its look-alike options are easy to interchange. | 💎 PNC Pearl: Hip flexion beyond 90 degrees and crossing the legs → Hip precautions prevent dislocation after THR</w:t>
       </w:r>
     </w:p>
     <w:p>
@@ -2824,7 +2824,7 @@
     </w:p>
     <w:p>
       <w:r>
-        <w:t>Solution: The relationship proceeds: pre-interaction → orientation → working → termination.</w:t>
+        <w:t>Solution: ✅ Correct Answer: A. Pre-interaction, orientation, working, termination | 🧠 Clinical Rationale: The relationship proceeds: pre-interaction → orientation → working → termination. | ❌ Why Not Others? | B — Orientation, pre-interaction, working: not the appropriate nursing action here | C — Working, orientation, termination: not the appropriate nursing action here | D — Termination, working, orientation: not the appropriate nursing action here | ⚠️ Exam Trap: Don’t confuse "Pre-interaction, orientation, working, termination" with "Orientation, pre-interaction, working" — they look alike and are easy to interchange. | 💎 PNC Pearl: Pre-interaction, orientation, working, termination → The relationship proceeds: pre-interaction → orientation → working → termination</w:t>
       </w:r>
     </w:p>
     <w:p>
@@ -2869,7 +2869,7 @@
     </w:p>
     <w:p>
       <w:r>
-        <w:t>Solution: HIT is a thrombocytopenic, prothrombotic complication.</w:t>
+        <w:t>Solution: ✅ Correct Answer: A. HIT causes a dangerous drop in platelets | 🧠 Clinical Rationale: HIT is a thrombocytopenic, prothrombotic complication. | ❌ Why Not Others? | B — Platelets rise: not the appropriate nursing action here | C — It is irrelevant: not the appropriate nursing action here | D — It tests glucose: not the appropriate nursing action here | ⚠️ Exam Trap: Read the exact question — the correct fact and its look-alike options are easy to interchange. | 💎 PNC Pearl: HIT causes a dangerous drop in platelets → HIT is a thrombocytopenic, prothrombotic complication</w:t>
       </w:r>
     </w:p>
     <w:p>
@@ -2914,7 +2914,7 @@
     </w:p>
     <w:p>
       <w:r>
-        <w:t>Solution: PES = Problem (diagnostic label), Etiology (related factors), Signs and symptoms (defining characteristics).</w:t>
+        <w:t>Solution: ✅ Correct Answer: A. Problem, Etiology, Signs and symptoms | 🧠 Clinical Rationale: PES = Problem (diagnostic label), Etiology (related factors), Signs and symptoms (defining characteristics). | ❌ Why Not Others? | B — Plan, Evaluation, Summary: not the appropriate nursing action here | C — Problem, Etiology, Support: not the appropriate nursing action here | D — Prediction, Evaluation, Solution: not the appropriate nursing action here | ⚠️ Exam Trap: Don’t confuse "Problem, Etiology, Signs and symptoms" with "Problem, Etiology, Support" — they look alike and are easy to interchange. | 💎 PNC Pearl: Problem, Etiology, Signs and symptoms → PES = Problem (diagnostic label), Etiology (related factors), Signs and symptoms (defining characteristics)</w:t>
       </w:r>
     </w:p>
     <w:p>
@@ -2959,7 +2959,7 @@
     </w:p>
     <w:p>
       <w:r>
-        <w:t>Solution: Pessaries need periodic removal, cleaning, and assessment to prevent ulceration and infection.</w:t>
+        <w:t>Solution: ✅ Correct Answer: A. Return for regular cleaning and review of the pessary | 🧠 Clinical Rationale: Pessaries need periodic removal, cleaning, and assessment to prevent ulceration and infection. | ❌ Why Not Others? | B — Keep it in for life without review: not the appropriate nursing action here | C — Remove it and discard: not the appropriate nursing action here | D — Ignore symptoms: not the appropriate nursing action here | ⚠️ Exam Trap: Read the exact question — the correct fact and its look-alike options are easy to interchange. | 💎 PNC Pearl: Return for regular cleaning and review of the pessary → Pessaries need periodic removal, cleaning, and assessment to prevent ulceration and infection</w:t>
       </w:r>
     </w:p>
     <w:p>
@@ -3004,7 +3004,7 @@
     </w:p>
     <w:p>
       <w:r>
-        <w:t>Solution: Grapefruit inhibits intestinal CYP3A4, increasing levels of many drugs.</w:t>
+        <w:t>Solution: ✅ Correct Answer: A. CYP3A4 | 🧠 Clinical Rationale: Grapefruit inhibits intestinal CYP3A4, increasing levels of many drugs. | ❌ Why Not Others? | B — CYP1A2: not the appropriate nursing action here | C — CYP2D6: not the appropriate nursing action here | D — MAO: not the appropriate nursing action here | ⚠️ Exam Trap: Read the exact question — the correct fact and its look-alike options are easy to interchange. | 💎 PNC Pearl: CYP3A4 → Grapefruit inhibits intestinal , increasing levels of many drugs</w:t>
       </w:r>
     </w:p>
     <w:p>
@@ -3049,7 +3049,7 @@
     </w:p>
     <w:p>
       <w:r>
-        <w:t>Solution: CPR indicates the reach of family planning services.</w:t>
+        <w:t>Solution: ✅ Correct Answer: A. The percentage of eligible couples protected by contraception | 🧠 Clinical Rationale: CPR indicates the reach of family planning services. | ❌ Why Not Others? | B — Birth rate: Natural increase = CBR - CDR; migration adds to it. | C — Abortion rate: not the appropriate nursing action here | D — Marriage age: not the appropriate nursing action here | ⚠️ Exam Trap: Read the exact question — the correct fact and its look-alike options are easy to interchange. | 💎 PNC Pearl: The percentage of eligible couples protected by contraception → CPR indicates the reach of family planning services</w:t>
       </w:r>
     </w:p>
     <w:p>
@@ -3094,7 +3094,7 @@
     </w:p>
     <w:p>
       <w:r>
-        <w:t>Solution: Venous ulcers are medial, moist, and shallow; arterial ulcers are distal and deep.</w:t>
+        <w:t>Solution: ✅ Correct Answer: A. A shallow ulcer near the medial malleolus | 🧠 Clinical Rationale: Venous ulcers are medial, moist, and shallow; arterial ulcers are distal and deep. | ❌ Why Not Others? | B — A deep punched-out ulcer on the toes: not the appropriate nursing action here | C — Gangrene: not the appropriate nursing action here | D — Cellulitis: not the appropriate nursing action here | ⚠️ Exam Trap: Read the exact question — the correct fact and its look-alike options are easy to interchange. | 💎 PNC Pearl: A shallow ulcer near the medial malleolus → Venous ulcers are medial, moist, and shallow; arterial ulcers are distal and deep</w:t>
       </w:r>
     </w:p>
     <w:p>
@@ -3139,7 +3139,7 @@
     </w:p>
     <w:p>
       <w:r>
-        <w:t>Solution: Ureteric stones cause agonising colic.</w:t>
+        <w:t>Solution: ✅ Correct Answer: A. Severe colicky flank pain radiating to the groin | 🧠 Clinical Rationale: Ureteric stones cause agonising colic. | ❌ Why Not Others? | B — Dull constant backache: not the appropriate nursing action here | C — Suprapubic pain only: not the appropriate nursing action here | D — Painless haematuria: not the appropriate nursing action here | ⚠️ Exam Trap: Read the exact question — the correct fact and its look-alike options are easy to interchange. | 💎 PNC Pearl: Severe colicky flank pain radiating to the groin → Ureteric stones cause agonising colic</w:t>
       </w:r>
     </w:p>
     <w:p>
@@ -3184,7 +3184,7 @@
     </w:p>
     <w:p>
       <w:r>
-        <w:t>Solution: Wilms tumour presents with a large, smooth flank mass in a young child.</w:t>
+        <w:t>Solution: ✅ Correct Answer: A. Wilms tumour (nephroblastoma) | 🧠 Clinical Rationale: Wilms tumour presents with a large, smooth flank mass in a young child. | ❌ Why Not Others? | B — Neuroblastoma always: not the appropriate nursing action here | C — Hepatoblastoma always: not the appropriate nursing action here | D — Lymphoma: Burkitt lymphoma is linked to EBV and malaria in endemic areas. | ⚠️ Exam Trap: Read the exact question — the correct fact and its look-alike options are easy to interchange. | 💎 PNC Pearl: Wilms tumour (nephroblastoma) → Wilms tumour presents with a large, smooth flank mass in a young child</w:t>
       </w:r>
     </w:p>
     <w:p>
@@ -3229,7 +3229,7 @@
     </w:p>
     <w:p>
       <w:r>
-        <w:t>Solution: Trendelenburg tilts the head down; historically used for shock and pelvic surgery.</w:t>
+        <w:t>Solution: ✅ Correct Answer: A. Head lower than the feet | 🧠 Clinical Rationale: Trendelenburg tilts the head down; historically used for shock and pelvic surgery. | ❌ Why Not Others? | B — Head higher than the feet: not the appropriate nursing action here | C — Flat supine: Leg elevation improves venous return; loosen tight clothing and monitor. | D — On the side: Lateral (side-lying) position is used for comfort and pressure relief. | ⚠️ Exam Trap: Don’t confuse "Head lower than the feet" with "Head higher than the feet" — they look alike and are easy to interchange. | 💎 PNC Pearl: Head lower than the feet → Trendelenburg tilts the head down; historically used for shock and pelvic surgery</w:t>
       </w:r>
     </w:p>
     <w:p>
@@ -3274,7 +3274,7 @@
     </w:p>
     <w:p>
       <w:r>
-        <w:t>Solution: The sella turcica of the sphenoid houses the pituitary gland.</w:t>
+        <w:t>Solution: ✅ Correct Answer: A. Sphenoid bone | 🧠 Clinical Rationale: The sella turcica of the sphenoid houses the pituitary gland. | ❌ Why Not Others? | B — Ethmoid: not the appropriate nursing action here | C — Frontal: The frontal bone forms the forehead. | D — Temporal: Treat seizures and psychiatric comorbidity together. | ⚠️ Exam Trap: Read the exact question — the correct fact and its look-alike options are easy to interchange. | 💎 PNC Pearl: Sphenoid bone → The sella turcica of the sphenoid houses the pituitary gland</w:t>
       </w:r>
     </w:p>
     <w:p>
@@ -3319,7 +3319,7 @@
     </w:p>
     <w:p>
       <w:r>
-        <w:t>Solution: Reliable exams give stable results; valid exams measure the right content.</w:t>
+        <w:t>Solution: ✅ Correct Answer: A. Consistency of scores across administrations | 🧠 Clinical Rationale: Reliable exams give stable results; valid exams measure the right content. | ❌ Why Not Others? | B — Coverage of content: not the appropriate nursing action here | C — Ease of marking: not the appropriate nursing action here | D — Length: The newborn head is disproportionately large (~1/4 of length), unlike the adult (~1/8). | ⚠️ Exam Trap: Read the exact question — the correct fact and its look-alike options are easy to interchange. | 💎 PNC Pearl: Consistency of scores across administrations → Reliable exams give stable results; valid exams measure the right content</w:t>
       </w:r>
     </w:p>
     <w:p>
@@ -3364,7 +3364,7 @@
     </w:p>
     <w:p>
       <w:r>
-        <w:t>Solution: Beck's triad drives depressive thinking.</w:t>
+        <w:t>Solution: ✅ Correct Answer: A. Negative views of self, world, and future | 🧠 Clinical Rationale: Beck's triad drives depressive thinking. | ❌ Why Not Others? | B — Past, present, future: not the appropriate nursing action here | C — Thought, feeling, action: not the appropriate nursing action here | D — Id, ego, superego: not the appropriate nursing action here | ⚠️ Exam Trap: Read the exact question — the correct fact and its look-alike options are easy to interchange. | 💎 PNC Pearl: Negative views of self, world, and future → Beck's triad drives depressive thinking</w:t>
       </w:r>
     </w:p>
     <w:p>
@@ -3409,7 +3409,7 @@
     </w:p>
     <w:p>
       <w:r>
-        <w:t>Solution: Bars compare counts or proportions across categories.</w:t>
+        <w:t>Solution: ✅ Correct Answer: A. Categorical or frequency data | 🧠 Clinical Rationale: Bars compare counts or proportions across categories. | ❌ Why Not Others? | B — Trends over years: not the appropriate nursing action here | C — Correlations: not the appropriate nursing action here | D — Standard deviations: not the appropriate nursing action here | ⚠️ Exam Trap: Read the exact question — the correct fact and its look-alike options are easy to interchange. | 💎 PNC Pearl: Categorical or frequency data → Bars compare counts or proportions across categories</w:t>
       </w:r>
     </w:p>
     <w:p>
@@ -3454,7 +3454,7 @@
     </w:p>
     <w:p>
       <w:r>
-        <w:t>Solution: JSY/JSSK incentives and improved facilities aim to overcome access barriers.</w:t>
+        <w:t>Solution: ✅ Correct Answer: A. Distance, cost, and social barriers | 🧠 Clinical Rationale: JSY/JSSK incentives and improved facilities aim to overcome access barriers. | ❌ Why Not Others? | B — Lack of vaccines: not the appropriate nursing action here | C — Diet: INH depletes B6; supplement to prevent neuropathy. | D — Exercise: Calcium, vitamin D, and fall prevention maintain bone health. | ⚠️ Exam Trap: Read the exact question — the correct fact and its look-alike options are easy to interchange. | 💎 PNC Pearl: Distance, cost, and social barriers → JSY/JSSK incentives and improved facilities aim to overcome access barriers</w:t>
       </w:r>
     </w:p>
     <w:p>
@@ -3499,7 +3499,7 @@
     </w:p>
     <w:p>
       <w:r>
-        <w:t>Solution: Urbanization accompanies industrialization and changes health patterns.</w:t>
+        <w:t>Solution: ✅ Correct Answer: A. The growth of cities and urban living | 🧠 Clinical Rationale: Urbanization accompanies industrialization and changes health patterns. | ❌ Why Not Others? | B — Rural migration out: not the appropriate nursing action here | C — Industrial decline: not the appropriate nursing action here | D — Climate change: not the appropriate nursing action here | ⚠️ Exam Trap: Read the exact question — the correct fact and its look-alike options are easy to interchange. | 💎 PNC Pearl: The growth of cities and urban living → Urbanization accompanies industrialization and changes health patterns</w:t>
       </w:r>
     </w:p>
     <w:p>
@@ -3544,7 +3544,7 @@
     </w:p>
     <w:p>
       <w:r>
-        <w:t>Solution: Trust and clear communication define effective leadership.</w:t>
+        <w:t>Solution: ✅ Correct Answer: A. Integrity and communication | 🧠 Clinical Rationale: Trust and clear communication define effective leadership. | ❌ Why Not Others? | B — Strictness: not the correct first action | C — Popularity: not the correct first action | D — Seniority: not the correct first action | ⚠️ Exam Trap: Read the exact question — the correct fact and its look-alike options are easy to interchange. | 💎 PNC Pearl: Integrity and communication → Trust and clear communication define effective leadership</w:t>
       </w:r>
     </w:p>
     <w:p>
@@ -3589,7 +3589,7 @@
     </w:p>
     <w:p>
       <w:r>
-        <w:t>Solution: GCS (3–15) scores eye, verbal, and motor responses; ≤8 indicates severe injury and coma.</w:t>
+        <w:t>Solution: ✅ Correct Answer: A. Eye opening, verbal response, and motor response | 🧠 Clinical Rationale: GCS (3–15) scores eye, verbal, and motor responses; ≤8 indicates severe injury and coma. | ❌ Why Not Others? | B — Pulse, BP, and temperature: not the appropriate nursing action here | C — Pupil size only: not the appropriate nursing action here | D — Respiratory rate and depth: not the appropriate nursing action here | ⚠️ Exam Trap: Read the exact question — the correct fact and its look-alike options are easy to interchange. | 💎 PNC Pearl: Eye opening, verbal response, and motor response → GCS (3–15) scores eye, verbal, and motor responses; ≤8 indicates severe injury and coma</w:t>
       </w:r>
     </w:p>
     <w:p>
@@ -3634,7 +3634,7 @@
     </w:p>
     <w:p>
       <w:r>
-        <w:t>Solution: Hepatic CYP450 (especially CYP3A4) metabolises most drugs.</w:t>
+        <w:t>Solution: ✅ Correct Answer: A. Liver | 🧠 Clinical Rationale: Hepatic CYP450 (especially CYP3A4) metabolises most drugs. | ❌ Why Not Others? | B — Kidney: Peritubular cells of the kidney release EPO under hypoxia. — not the correct location | C — Lung: Tobacco control (COTPA) and cessation services reduce mortality. — not the correct location | D — Skin: Physical barriers (skin, mucosa) form the non-specific first line. — not the correct location | ⚠️ Exam Trap: Read the exact question — the correct fact and its look-alike options are easy to interchange. | 💎 PNC Pearl: Liver → Hepatic CYP450 (especially CYP3A4) metabolises most drugs</w:t>
       </w:r>
     </w:p>
     <w:p>
@@ -3679,7 +3679,7 @@
     </w:p>
     <w:p>
       <w:r>
-        <w:t>Solution: High Fowler's (80–90°) maximises chest expansion and eases breathing.</w:t>
+        <w:t>Solution: ✅ Correct Answer: A. High Fowler's position | 🧠 Clinical Rationale: High Fowler's (80–90°) maximises chest expansion and eases breathing. | ❌ Why Not Others? | B — Trendelenburg: Leg elevation improves venous return in shock. | C — Prone: IHIP provides case-based, real-time disease surveillance. | D — Left lateral flat: not the appropriate nursing action here | ⚠️ Exam Trap: Read the exact question — the correct fact and its look-alike options are easy to interchange. | 💎 PNC Pearl: High Fowler's position → High Fowler's (80–90°) maximises chest expansion and eases breathing</w:t>
       </w:r>
     </w:p>
     <w:p>
@@ -3724,7 +3724,7 @@
     </w:p>
     <w:p>
       <w:r>
-        <w:t>Solution: Transfuse for heart failure or very low Hb; otherwise treat the deficiency.</w:t>
+        <w:t>Solution: ✅ Correct Answer: A. Severe symptomatic anaemia (Hb &lt;4-5 g/dl) | 🧠 Clinical Rationale: Transfuse for heart failure or very low Hb; otherwise treat the deficiency. | ❌ Why Not Others? | B — Mild iron deficiency: not the appropriate nursing action here | C — Diet: INH depletes B6; supplement to prevent neuropathy. | D — Exercise: Calcium, vitamin D, and fall prevention maintain bone health. | ⚠️ Exam Trap: Read the exact question — the correct fact and its look-alike options are easy to interchange. | 💎 PNC Pearl: Severe symptomatic anaemia (Hb &lt;4-5 g/dl) → Transfuse for heart failure or very low Hb; otherwise treat the deficiency</w:t>
       </w:r>
     </w:p>
     <w:p>
@@ -3769,7 +3769,7 @@
     </w:p>
     <w:p>
       <w:r>
-        <w:t>Solution: Rubella in early pregnancy causes congenital defects; MMR vaccination prevents it.</w:t>
+        <w:t>Solution: ✅ Correct Answer: A. Congenital rubella syndrome in pregnancy | 🧠 Clinical Rationale: Rubella in early pregnancy causes congenital defects; MMR vaccination prevents it. | ❌ Why Not Others? | B — Arthritis always: not the appropriate nursing action here | C — Encephalitis always: not the appropriate nursing action here | D — Deafness in children always: not the appropriate nursing action here | ⚠️ Exam Trap: Read the exact question — the correct fact and its look-alike options are easy to interchange. | 💎 PNC Pearl: Rubella in early pregnancy causes congenital defects; MMR vaccination prevents it.</w:t>
       </w:r>
     </w:p>
     <w:p>
@@ -3814,7 +3814,7 @@
     </w:p>
     <w:p>
       <w:r>
-        <w:t>Solution: Jaundice within 24 hours is always pathological - investigate haemolysis and infection.</w:t>
+        <w:t>Solution: ✅ Correct Answer: A. Haemolytic disease (Rh/ABO) or severe infection | 🧠 Clinical Rationale: Jaundice within 24 hours is always pathological - investigate haemolysis and infection. | ❌ Why Not Others? | B — Physiological jaundice: From immature liver enzymes appears after 24 hours and resolves by day 7–10. | C — Breast milk jaundice: Extends beyond 2 weeks and is benign; exclude conjugated causes. | D — Biliary atresia: Causes persistent conjugated jaundice with pale stools; early Kasai surgery is vital. | ⚠️ Exam Trap: Read the exact question — the correct fact and its look-alike options are easy to interchange. | 💎 PNC Pearl: Haemolytic disease (Rh/ABO) or severe infection → Jaundice within 24 hours is always pathological - investigate haemolysis and infection</w:t>
       </w:r>
     </w:p>
     <w:p>
@@ -3859,7 +3859,7 @@
     </w:p>
     <w:p>
       <w:r>
-        <w:t>Solution: SBAR (Situation-Background-Assessment-Recommendation) improves handovers.</w:t>
+        <w:t>Solution: ✅ Correct Answer: A. Structured communication of patient status | 🧠 Clinical Rationale: SBAR (Situation-Background-Assessment-Recommendation) improves handovers. | ❌ Why Not Others? | B — Counting inventory: not the appropriate nursing action here | C — Scheduling shifts: not the appropriate nursing action here | D — Writing budgets: not the appropriate nursing action here | ⚠️ Exam Trap: Read the exact question — the correct fact and its look-alike options are easy to interchange. | 💎 PNC Pearl: Structured communication of patient status → SBAR (Situation-Background-Assessment-Recommendation) improves handovers</w:t>
       </w:r>
     </w:p>
     <w:p>
@@ -3904,7 +3904,7 @@
     </w:p>
     <w:p>
       <w:r>
-        <w:t>Solution: Protamine neutralises heparin; vitamin K reverses warfarin.</w:t>
+        <w:t>Solution: ✅ Correct Answer: A. Protamine sulphate | 🧠 Clinical Rationale: Protamine neutralises heparin; vitamin K reverses warfarin. | ❌ Why Not Others? | B — Vitamin K: Reverses warfarin's effect. | C — Desferrioxamine: not the appropriate nursing action here | D — Calcium gluconate: Stabilizes the myocardium; insulin–glucose, bicarbonate, and dialysis remove potassium. | ⚠️ Exam Trap: Read the exact question — the correct fact and its look-alike options are easy to interchange. | 💎 PNC Pearl: Protamine sulphate → Protamine neutralises heparin; vitamin K reverses warfarin</w:t>
       </w:r>
     </w:p>
     <w:p>
@@ -3949,7 +3949,7 @@
     </w:p>
     <w:p>
       <w:r>
-        <w:t>Solution: Y-BOCS tracks obsessions and compulsions.</w:t>
+        <w:t>Solution: ✅ Correct Answer: A. OCD severity assessment | 🧠 Clinical Rationale: Y-BOCS tracks obsessions and compulsions. | ❌ Why Not Others? | B — Depression only: not the appropriate nursing action here | C — Diet: INH depletes B6; supplement to prevent neuropathy. | D — Exercise: Calcium, vitamin D, and fall prevention maintain bone health. | ⚠️ Exam Trap: Read the exact question — the correct fact and its look-alike options are easy to interchange. | 💎 PNC Pearl: OCD severity assessment → Y-BOCS tracks obsessions and compulsions</w:t>
       </w:r>
     </w:p>
     <w:p>
@@ -3994,7 +3994,7 @@
     </w:p>
     <w:p>
       <w:r>
-        <w:t>Solution: Rubella in the first trimester causes congenital defects; MMR prevents it.</w:t>
+        <w:t>Solution: ✅ Correct Answer: A. Rubella virus infection in early pregnancy | 🧠 Clinical Rationale: Rubella in the first trimester causes congenital defects; MMR prevents it. | ❌ Why Not Others? | B — Measles: UIP achieved polio eradication and reduced measles deaths. | C — Mumps: MMR protects against three viral infections. | D — Influenza: Droplet precautions use surgical masks and spatial separation. | ⚠️ Exam Trap: Read the exact question — the correct fact and its look-alike options are easy to interchange. | 💎 PNC Pearl: Rubella in the first trimester causes congenital defects; MMR prevents it.</w:t>
       </w:r>
     </w:p>
     <w:p>
@@ -4039,7 +4039,7 @@
     </w:p>
     <w:p>
       <w:r>
-        <w:t>Solution: The epidemiologic triad explains disease in terms of agent-host-environment interaction.</w:t>
+        <w:t>Solution: ✅ Correct Answer: A. Agent, host, and environment | 🧠 Clinical Rationale: The epidemiologic triad explains disease in terms of agent-host-environment interaction. | ❌ Why Not Others? | B — Pathogen, vector, and reservoir: not the appropriate nursing action here | C — Cause, effect, and cure: not the appropriate nursing action here | D — Man, machine, and materials: not the appropriate nursing action here | ⚠️ Exam Trap: Read the exact question — the correct fact and its look-alike options are easy to interchange. | 💎 PNC Pearl: Agent, host, and environment → The epidemiologic triad explains disease in terms of agent-host-environment interaction</w:t>
       </w:r>
     </w:p>
     <w:p>
@@ -4084,7 +4084,7 @@
     </w:p>
     <w:p>
       <w:r>
-        <w:t>Solution: AMTSL prevents PPH with uterotonics, controlled traction, and massage.</w:t>
+        <w:t>Solution: ✅ Correct Answer: A. Oxytocin, controlled cord traction, and uterine massage | 🧠 Clinical Rationale: AMTSL prevents PPH with uterotonics, controlled traction, and massage. | ❌ Why Not Others? | B — Only cord clamping: not the appropriate nursing action here | C — Only massage: not the appropriate nursing action here | D — Only ergometrine: not the appropriate nursing action here | ⚠️ Exam Trap: Read the exact question — the correct fact and its look-alike options are easy to interchange. | 💎 PNC Pearl: Oxytocin, controlled cord traction, and uterine massage → AMTSL prevents PPH with uterotonics, controlled traction, and massage</w:t>
       </w:r>
     </w:p>
     <w:p>
@@ -4129,7 +4129,7 @@
     </w:p>
     <w:p>
       <w:r>
-        <w:t>Solution: NPPCD works through district-level societies for ear care and hearing screening.</w:t>
+        <w:t>Solution: ✅ Correct Answer: A. District deafness control societies | 🧠 Clinical Rationale: NPPCD works through district-level societies for ear care and hearing screening. | ❌ Why Not Others? | B — Only private clinics: not the appropriate nursing action here | C — Only schools: not the appropriate nursing action here | D — Only hospitals in metros: not the appropriate nursing action here | ⚠️ Exam Trap: Read the exact question — the correct fact and its look-alike options are easy to interchange. | 💎 PNC Pearl: District deafness control societies → NPPCD works through district-level societies for ear care and hearing screening</w:t>
       </w:r>
     </w:p>
     <w:p>
@@ -4174,7 +4174,7 @@
     </w:p>
     <w:p>
       <w:r>
-        <w:t>Solution: RMNCH+A indicators track maternal and child health outcomes.</w:t>
+        <w:t>Solution: ✅ Correct Answer: A. IMR, MMR, TFR, and institutional delivery rate | 🧠 Clinical Rationale: RMNCH+A indicators track maternal and child health outcomes. | ❌ Why Not Others? | B — GDP only: not the appropriate nursing action here | C — Literacy only: not the appropriate nursing action here | D — Population only: not the appropriate nursing action here | ⚠️ Exam Trap: Read the exact question — the correct fact and its look-alike options are easy to interchange. | 💎 PNC Pearl: IMR, MMR, TFR, and institutional delivery rate → RMNCH+A indicators track maternal and child health outcomes</w:t>
       </w:r>
     </w:p>
     <w:p>
@@ -4219,7 +4219,7 @@
     </w:p>
     <w:p>
       <w:r>
-        <w:t>Solution: Generics at Jan Aushadhi are substantially cheaper.</w:t>
+        <w:t>Solution: ✅ Correct Answer: A. 50-90% cheaper than branded medicines | 🧠 Clinical Rationale: Generics at Jan Aushadhi are substantially cheaper. | ❌ Why Not Others? | B — Same as branded: not the appropriate nursing action here | C — More expensive: not the appropriate nursing action here | D — Free for all: not the appropriate nursing action here | ⚠️ Exam Trap: Read the exact question — the correct fact and its look-alike options are easy to interchange. | 💎 PNC Pearl: 50-90% cheaper than branded medicines → Generics at Jan Aushadhi are substantially cheaper</w:t>
       </w:r>
     </w:p>
     <w:p>
@@ -4264,7 +4264,7 @@
     </w:p>
     <w:p>
       <w:r>
-        <w:t>Solution: MI targets unvaccinated and partially vaccinated children.</w:t>
+        <w:t>Solution: ✅ Correct Answer: A. Achieve full immunization coverage for children | 🧠 Clinical Rationale: MI targets unvaccinated and partially vaccinated children. | ❌ Why Not Others? | B — Build roads: not the appropriate nursing action here | C — Promote tourism: not the appropriate nursing action here | D — Provide housing: not the appropriate nursing action here | ⚠️ Exam Trap: Read the exact question — the correct fact and its look-alike options are easy to interchange. | 💎 PNC Pearl: Achieve full immunization coverage for children → MI targets unvaccinated and partially vaccinated children</w:t>
       </w:r>
     </w:p>
     <w:p>
@@ -4309,7 +4309,7 @@
     </w:p>
     <w:p>
       <w:r>
-        <w:t>Solution: ICDS provides nutrition, immunization, and preschool education.</w:t>
+        <w:t>Solution: ✅ Correct Answer: A. Integrated Child Development Services | 🧠 Clinical Rationale: ICDS provides nutrition, immunization, and preschool education. | ❌ Why Not Others? | B — Indian Child Development Scheme: not the appropriate nursing action here | C — Integrated Community Development System: not the appropriate nursing action here | D — International Child Development Service: not the appropriate nursing action here | ⚠️ Exam Trap: Don’t confuse "Integrated Child Development Services" with "Indian Child Development Scheme" — they look alike and are easy to interchange. | 💎 PNC Pearl: Integrated Child Development Services → ICDS provides nutrition, immunization, and preschool education</w:t>
       </w:r>
     </w:p>
     <w:p>
@@ -4354,7 +4354,7 @@
     </w:p>
     <w:p>
       <w:r>
-        <w:t>Solution: Jan Aushadhi Kendras sell quality generic medicines cheaply.</w:t>
+        <w:t>Solution: ✅ Correct Answer: A. Affordable generic medicines at Jan Aushadhi Kendras | 🧠 Clinical Rationale: Jan Aushadhi Kendras sell quality generic medicines cheaply. | ❌ Why Not Others? | B — Free private treatment: not the appropriate nursing action here | C — Only vitamins: not the appropriate nursing action here | D — Only vaccines: not the appropriate nursing action here | ⚠️ Exam Trap: Read the exact question — the correct fact and its look-alike options are easy to interchange. | 💎 PNC Pearl: Affordable generic medicines at Jan Aushadhi Kendras → Jan Aushadhi Kendras sell quality generic medicines cheaply</w:t>
       </w:r>
     </w:p>
     <w:p>
@@ -4399,7 +4399,7 @@
     </w:p>
     <w:p>
       <w:r>
-        <w:t>Solution: Stunting reflects chronic undernutrition; wasting reflects acute undernutrition.</w:t>
+        <w:t>Solution: ✅ Correct Answer: A. Low height for age (chronic malnutrition) | 🧠 Clinical Rationale: Stunting reflects chronic undernutrition; wasting reflects acute undernutrition. | ❌ Why Not Others? | B — Low weight for height: Wasting indicates recent severe weight loss or failure to gain weight. | C — Low weight for age: Underweight combines chronic and acute malnutrition indicators. | D — Obesity: Is BMI ≥30; overweight is 25-29.9. | ⚠️ Exam Trap: Don’t confuse "Low height for age (chronic malnutrition)" with "Low weight for height" — they look alike and are easy to interchange. | 💎 PNC Pearl: Low height for age (chronic malnutrition) → Stunting reflects chronic undernutrition; wasting reflects acute undernutrition</w:t>
       </w:r>
     </w:p>
     <w:p>
@@ -4444,7 +4444,7 @@
     </w:p>
     <w:p>
       <w:r>
-        <w:t>Solution: ICDS delivers six packages through Anganwadi centres.</w:t>
+        <w:t>Solution: ✅ Correct Answer: A. Supplementary nutrition, immunization, health check-up, referral, preschool education, and health education | 🧠 Clinical Rationale: ICDS delivers six packages through Anganwadi centres. | ❌ Why Not Others? | B — Only feeding: not the appropriate nursing action here | C — Only immunization: not the appropriate nursing action here | D — Only preschool: not the appropriate nursing action here | ⚠️ Exam Trap: Read the exact question — the correct fact and its look-alike options are easy to interchange. | 💎 PNC Pearl: Supplementary nutrition, immunization, health check-up, referral, preschool education, and health education → ICDS delivers six packages through Anganwadi centres</w:t>
       </w:r>
     </w:p>
     <w:p>
@@ -4489,7 +4489,7 @@
     </w:p>
     <w:p>
       <w:r>
-        <w:t>Solution: High-risk pregnancies are flagged with the pink card.</w:t>
+        <w:t>Solution: ✅ Correct Answer: A. The 'Pink Card' for high-risk mothers | 🧠 Clinical Rationale: High-risk pregnancies are flagged with the pink card. | ❌ Why Not Others? | B — Green cards only: not the appropriate nursing action here | C — Yellow stickers: not the appropriate nursing action here | D — No tracking: not the appropriate nursing action here | ⚠️ Exam Trap: Read the exact question — the correct fact and its look-alike options are easy to interchange. | 💎 PNC Pearl: The 'Pink Card' for high-risk mothers → High-risk pregnancies are flagged with the pink card</w:t>
       </w:r>
     </w:p>
     <w:p>
@@ -4534,7 +4534,7 @@
     </w:p>
     <w:p>
       <w:r>
-        <w:t>Solution: SUMAN ensures respectful, quality, free care for every pregnant woman and newborn in public facilities.</w:t>
+        <w:t>Solution: ✅ Correct Answer: A. Zero cost, zero delay, and zero denial of care for pregnant women and newborns | 🧠 Clinical Rationale: SUMAN ensures respectful, quality, free care for every pregnant woman and newborn in public facilities. | ❌ Why Not Others? | B — Free housing: not the appropriate nursing action here | C — Cash transfer only: not the appropriate nursing action here | D — Free education: not the appropriate nursing action here | ⚠️ Exam Trap: Read the exact question — the correct fact and its look-alike options are easy to interchange. | 💎 PNC Pearl: Zero cost, zero delay, and zero denial of care for pregnant women and newborns → SUMAN ensures respectful, quality, free care for every pregnant woman and newborn in public facilities</w:t>
       </w:r>
     </w:p>
     <w:p>
@@ -4579,7 +4579,7 @@
     </w:p>
     <w:p>
       <w:r>
-        <w:t>Solution: RMNCH+A adds the adolescent health component to RMNCH.</w:t>
+        <w:t>Solution: ✅ Correct Answer: A. Adolescents | 🧠 Clinical Rationale: RMNCH+A adds the adolescent health component to RMNCH. | ❌ Why Not Others? | B — Adults: Insert past the internal sphincter so the suppository is retained. | C — Auxiliaries: not the appropriate nursing action here | D — Awareness: CBE and self-awareness detect early lumps; mammography for high-risk groups. | ⚠️ Exam Trap: Read the exact question — the correct fact and its look-alike options are easy to interchange. | 💎 PNC Pearl: Adolescents → RMNCH+A adds the adolescent health component to RMNCH</w:t>
       </w:r>
     </w:p>
     <w:p>
@@ -4624,7 +4624,7 @@
     </w:p>
     <w:p>
       <w:r>
-        <w:t>Solution: Wasting indicates recent severe weight loss or failure to gain weight.</w:t>
+        <w:t>Solution: ✅ Correct Answer: A. Low weight for height (acute malnutrition) | 🧠 Clinical Rationale: Wasting indicates recent severe weight loss or failure to gain weight. | ❌ Why Not Others? | B — Low height for age: Stunting reflects chronic undernutrition; wasting reflects acute undernutrition. | C — Low birth weight: Low birth weight = 2.5 kg | D — High BMI: not the appropriate nursing action here | ⚠️ Exam Trap: Don’t confuse "Low weight for height (acute malnutrition)" with "Low height for age" — they look alike and are easy to interchange. | 💎 PNC Pearl: Low weight for height (acute malnutrition) → Wasting indicates recent severe weight loss or failure to gain weight</w:t>
       </w:r>
     </w:p>
     <w:p>
@@ -4669,7 +4669,7 @@
     </w:p>
     <w:p>
       <w:r>
-        <w:t>Solution: ASHA is the community health volunteer accredited under NRHM.</w:t>
+        <w:t>Solution: ✅ Correct Answer: A. Accredited Social Health Activist | 🧠 Clinical Rationale: ASHA is the community health volunteer accredited under NRHM. | ❌ Why Not Others? | B — Assistant Social Health Advisor: not the appropriate nursing action here | C — Auxiliary Social Health Agent: not the appropriate nursing action here | D — Accredited State Health Activist: not the appropriate nursing action here | ⚠️ Exam Trap: Don’t confuse "Accredited Social Health Activist" with "Accredited State Health Activist" — they look alike and are easy to interchange. | 💎 PNC Pearl: Accredited Social Health Activist → ASHA is the community health volunteer accredited under NRHM</w:t>
       </w:r>
     </w:p>
     <w:p>
@@ -4714,7 +4714,7 @@
     </w:p>
     <w:p>
       <w:r>
-        <w:t>Solution: Anganwadis are the service delivery points of ICDS.</w:t>
+        <w:t>Solution: ✅ Correct Answer: A. ICDS (Integrated Child Development Services) | 🧠 Clinical Rationale: Anganwadis are the service delivery points of ICDS. | ❌ Why Not Others? | B — NHM only: not the appropriate nursing action here | C — RBSK: not the appropriate nursing action here | D — JSSK: Janani Suraksha Yojana incentivizes institutional delivery. | ⚠️ Exam Trap: Read the exact question — the correct fact and its look-alike options are easy to interchange. | 💎 PNC Pearl: ICDS (Integrated Child Development Services) → Anganwadis are the service delivery points of ICDS</w:t>
       </w:r>
     </w:p>
     <w:p>
@@ -4759,7 +4759,7 @@
     </w:p>
     <w:p>
       <w:r>
-        <w:t>Solution: Ker and sangri are desert plants used in a dry curry.</w:t>
+        <w:t>Solution: ✅ Correct Answer: A. Dried desert beans and berries | 🧠 Explanation: Ker and sangri are desert plants used in a dry curry. | ❌ Why Not Others? | B — Mangoes: Pratapgarh is famous for thewa art. | C — Tomatoes: not the correct fact here | D — Peas: not the correct fact here | ⚠️ Exam Trap: Read the exact question — the correct fact and its look-alike options are easy to interchange. | 💎 PNC GK Pearl: Dried desert beans and berries → Ker and sangri are desert plants used in a dry curry</w:t>
       </w:r>
     </w:p>
     <w:p>
@@ -4804,7 +4804,7 @@
     </w:p>
     <w:p>
       <w:r>
-        <w:t>Solution: Chlorophyll in chloroplasts absorbs light for photosynthesis.</w:t>
+        <w:t>Solution: ✅ Correct Answer: A. Chlorophyll | 🧠 Explanation: Chlorophyll in chloroplasts absorbs light for photosynthesis. | ❌ Why Not Others? | B — Haemoglobin: not the correct fact here | C — Carotene: not the correct fact here | D — Melanin: not the correct fact here | ⚠️ Exam Trap: Read the exact question — the correct fact and its look-alike options are easy to interchange. | 💎 PNC GK Pearl: Chlorophyll → in chloroplasts absorbs light for photosynthesis</w:t>
       </w:r>
     </w:p>
     <w:p>
@@ -4849,7 +4849,7 @@
     </w:p>
     <w:p>
       <w:r>
-        <w:t>Solution: WHO certified India trachoma-free as a public health problem in 2024.</w:t>
+        <w:t>Solution: ✅ Correct Answer: A. Trachoma | 📰 Why: WHO certified India trachoma-free as a public health problem in 2024. | ❌ Why Not Others? | B — Polio: not the correct fact here | C — Malaria: not the correct fact here | D — Yaws: not the correct fact here | ⚠️ Exam Trap: Read the exact question — the correct fact and its look-alike options are easy to interchange. | 💎 PNC CA Pearl: Trachoma → WHO certified India -free as a public health problem in 2024</w:t>
       </w:r>
     </w:p>
     <w:p>
@@ -4894,7 +4894,7 @@
     </w:p>
     <w:p>
       <w:r>
-        <w:t>Solution: Mount Abu is in Sirohi district, near the Gujarat border.</w:t>
+        <w:t>Solution: ✅ Correct Answer: A. Sirohi | 🧠 Explanation: Mount Abu is in Sirohi district, near the Gujarat border. | ❌ Why Not Others? | B — Pali: Ranakpur (Pali district) houses the magnificent Adinath Jain temple. | C — Rajsamand: Kumbhalgarh town lies in Rajsamand district. | D — Banswara: Bagidora was carved from Banswara. | ⚠️ Exam Trap: Read the exact question — the correct fact and its look-alike options are easy to interchange. | 💎 PNC GK Pearl: Sirohi → Mount Abu is in district, near the Gujarat border</w:t>
       </w:r>
     </w:p>
     <w:p>
@@ -4939,7 +4939,7 @@
     </w:p>
     <w:p>
       <w:r>
-        <w:t>Solution: Article 370 was revoked on 5 August 2019; J&amp;K and Ladakh became UTs on 31 October 2019.</w:t>
+        <w:t>Solution: ✅ Correct Answer: A. 5 August 2019 | 🧠 Explanation: Article 370 was revoked on 5 August 2019; J&amp;K and Ladakh became UTs on 31 October 2019. | ❌ Why Not Others? | B — 31 October 2019: not the correct fact here | C — 26 January 2019: not the correct fact here | D — 15 August 2020: not the correct fact here | ⚠️ Exam Trap: Read the exact question — the correct fact and its look-alike options are easy to interchange. | 💎 PNC GK Pearl: 5 August 2019 → Article 370 was revoked on ; J&amp;K and Ladakh became UTs 31 October 2019</w:t>
       </w:r>
     </w:p>
     <w:p>
@@ -4984,7 +4984,7 @@
     </w:p>
     <w:p>
       <w:r>
-        <w:t>Solution: The RTI Act 2005 empowers citizens to access public information.</w:t>
+        <w:t>Solution: ✅ Correct Answer: A. 2005 | 🧠 Explanation: The RTI Act 2005 empowers citizens to access public information. | ❌ Why Not Others? | B — 2000: The ₹2000 note was withdrawn in 2023; ₹500 is now the largest widely used note. — an incorrect year | C — 2010: an incorrect year | D — 1995: an incorrect year | ⚠️ Exam Trap: Never guess years — fix each year to its exact event before choosing. | 💎 PNC GK Pearl: 2005 → The RTI Act empowers citizens to access public information</w:t>
       </w:r>
     </w:p>
     <w:p>
@@ -5029,7 +5029,7 @@
     </w:p>
     <w:p>
       <w:r>
-        <w:t>Solution: Sodium's symbol Na comes from its Latin name natrium.</w:t>
+        <w:t>Solution: ⚠ MULTIPLE MATCHES: ✅ Correct Answer: A. Na | 🧠 Explanation: Sodium (Natrium) is Na; sulfur is S. | ❌ Why Not Others? | B — S: not the correct fact here | C — So: not the correct fact here | D — N: not the correct fact here | ⚠️ Exam Trap: Don’t confuse "Na" with "N" — they look alike and are easy to interchange. | 💎 PNC GK Pearl: Na → Sodium (Natrium) is ; sulfur is S || ✅ Correct Answer: A. Na | 🧠 Explanation: Sodium's symbol Na comes from its Latin name natrium. | ❌ Why Not Others? | B — So: not the correct fact here | C — S: not the correct fact here | D — N: not the correct fact here | ⚠️ Exam Trap: Don’t confuse "Na" with "N" — they look alike and are easy to interchange. | 💎 PNC GK Pearl: Na → Sodium's symbol comes from its Latin name natrium</w:t>
       </w:r>
     </w:p>
     <w:p>
@@ -5074,7 +5074,7 @@
     </w:p>
     <w:p>
       <w:r>
-        <w:t>Solution: Carbon has 6 protons; its atomic mass is about 12.</w:t>
+        <w:t>Solution: ✅ Correct Answer: A. 6 | 🧠 Explanation: Carbon has 6 protons; its atomic mass is about 12. | ❌ Why Not Others? | B — 8: an incorrect number | C — 12: an incorrect number | D — 14: an incorrect number | ⚠️ Exam Trap: Read the exact question — the correct fact and its look-alike options are easy to interchange. | 💎 PNC GK Pearl: 6 → Carbon has protons; its atomic mass is about 12</w:t>
       </w:r>
     </w:p>
     <w:p>
@@ -5119,7 +5119,7 @@
     </w:p>
     <w:p>
       <w:r>
-        <w:t>Solution: Rajasthan was created by integrating 19 states, 3 chiefships, and the Ajmer-Merwara area.</w:t>
+        <w:t>Solution: ✅ Correct Answer: A. 19 princely states, 3 chiefships, and Ajmer-Merwara | 🧠 Explanation: Rajasthan was created by integrating 19 states, 3 chiefships, and the Ajmer-Merwara area. | ❌ Why Not Others? | B — 10 states: an incorrect number | C — 30 states: an incorrect number | D — 5 states: an incorrect number | ⚠️ Exam Trap: Read the exact question — the correct fact and its look-alike options are easy to interchange. | 💎 PNC GK Pearl: 19 princely states, 3 chiefships, and Ajmer-Merwara → Rajasthan was created by integrating 19 states, 3 chiefships, and the Ajmer-Merwara area</w:t>
       </w:r>
     </w:p>
     <w:p>
@@ -5164,7 +5164,7 @@
     </w:p>
     <w:p>
       <w:r>
-        <w:t>Solution: Babur defeated Ibrahim Lodi, founding the Mughal Empire.</w:t>
+        <w:t>Solution: ✅ Correct Answer: A. Babur and Ibrahim Lodi | 🧠 Explanation: Babur defeated Ibrahim Lodi, founding the Mughal Empire. | ❌ Why Not Others? | B — Akbar and Hemu: not the first Battle | C — Bajirao and Nizam: not the first Battle | D — Marathas and Afghans: not the first Battle | ⚠️ Exam Trap: Read the exact question — the correct fact and its look-alike options are easy to interchange. | 💎 PNC GK Pearl: Babur and Ibrahim Lodi = the first Battle</w:t>
       </w:r>
     </w:p>
     <w:p>
@@ -5209,7 +5209,7 @@
     </w:p>
     <w:p>
       <w:r>
-        <w:t>Solution: The 2024 elections constituted the 18th Lok Sabha.</w:t>
+        <w:t>Solution: ✅ Correct Answer: A. 18th Lok Sabha | 📰 Why: The 2024 elections constituted the 18th Lok Sabha. | ❌ Why Not Others? | B — 16th Lok Sabha: not the correct fact here | C — 15th Lok Sabha: not the correct fact here | D — 19th Lok Sabha: not the correct fact here | ⚠️ Exam Trap: Don’t confuse "18th Lok Sabha" with "16th Lok Sabha" — they look alike and are easy to interchange. | 💎 PNC CA Pearl: 18th Lok Sabha → The 2024 elections constituted</w:t>
       </w:r>
     </w:p>
     <w:p>
@@ -5254,7 +5254,7 @@
     </w:p>
     <w:p>
       <w:r>
-        <w:t>Solution: Mewat (Meo area) spans Alwar and Bharatpur.</w:t>
+        <w:t>Solution: ✅ Correct Answer: A. Alwar-Bharatpur (Mewat belt) | 🧠 Explanation: Mewat (Meo area) spans Alwar and Bharatpur. | ❌ Why Not Others? | B — Jaipur: Jaipur = Sawai Man Singh II | C — Kota: VMOU (open university) is in Kota. | D — Jodhpur: Jodhpur = Blue City | ⚠️ Exam Trap: Read the exact question — the correct fact and its look-alike options are easy to interchange. | 💎 PNC GK Pearl: Alwar-Bharatpur (Mewat belt) → Mewat (Meo area) spans Alwar and Bharatpur</w:t>
       </w:r>
     </w:p>
     <w:p>
@@ -5299,7 +5299,7 @@
     </w:p>
     <w:p>
       <w:r>
-        <w:t>Solution: Jaipur is known for its distinctive blue-glazed pottery.</w:t>
+        <w:t>Solution: ✅ Correct Answer: A. Jaipur | 🧠 Explanation: Jaipur is known for its distinctive blue-glazed pottery. | ❌ Why Not Others? | B — Bikaner: MGS University is in Bikaner. | C — Chittorgarh: Bassi sanctuary is in Chittorgarh district. | D — Bharatpur: MSB University is in Bharatpur. | ⚠️ Exam Trap: Read the exact question — the correct fact and its look-alike options are easy to interchange. | 💎 PNC GK Pearl: Jaipur → known for its distinctive blue-glazed pottery</w:t>
       </w:r>
     </w:p>
     <w:p>
@@ -5344,7 +5344,7 @@
     </w:p>
     <w:p>
       <w:r>
-        <w:t>Solution: The African Union joined the G20 at the New Delhi Summit 2023.</w:t>
+        <w:t>Solution: ✅ Correct Answer: A. New Delhi 2023 | 📰 Why: The African Union joined the G20 at the New Delhi Summit 2023. | ❌ Why Not Others? | B — Bali 2022: not the correct fact here | C — Osaka 2019: not the correct fact here | D — Rome 2021: not the correct fact here | ⚠️ Exam Trap: Read the exact question — the correct fact and its look-alike options are easy to interchange. | 💎 PNC CA Pearl: New Delhi 2023 → The African Union joined the G20 at the New Delhi Summit 2023</w:t>
       </w:r>
     </w:p>
     <w:p>
@@ -5389,7 +5389,7 @@
     </w:p>
     <w:p>
       <w:r>
-        <w:t>Solution: Jalore fort has Jain temples and the Sundha Mata shrine.</w:t>
+        <w:t>Solution: ✅ Correct Answer: A. Jalore fort | 🧠 Explanation: Jalore fort has Jain temples and the Sundha Mata shrine. | ❌ Why Not Others? | B — Mount Abu: The Dilwara temples on Mount Abu are masterpieces of marble carving. | C — Ranakpur: not the correct fact here | D — Chittorgarh: Bassi sanctuary is in Chittorgarh district. | ⚠️ Exam Trap: Read the exact question — the correct fact and its look-alike options are easy to interchange. | 💎 PNC GK Pearl: Jalore fort → has Jain temples and the Sundha Mata shrine</w:t>
       </w:r>
     </w:p>
     <w:p>
@@ -5434,7 +5434,7 @@
     </w:p>
     <w:p>
       <w:r>
-        <w:t>Solution: मेघ पर मानवीय क्रिया का आरोप — मानवीकरण।</w:t>
+        <w:t>Solution: ✅ Correct Answer: A. मानवीकरण | 🧠 Grammar Rule: मेघ पर मानवीय क्रिया का आरोप — मानवीकरण। | ❌ Why Not Others? | B — उपमा: 'सा' (सदृश) शब्द से उपमा अलंकार। | C — रूपक: मुख पर चंद्रमा का आरोप (अभेद) — रूपक अलंकार। | D — यमक: 'कनक' शब्द दो अर्थों (सोना, धतूरा) में आया है — यमक। | ⚠️ Exam Trap: Read the exact question — the correct fact and its look-alike options are easy to interchange. | 📌 Rule to Remember: मानवीकरण → मेघ पर मानवीय क्रिया का आरोप — ।</w:t>
       </w:r>
     </w:p>
     <w:p>
@@ -5479,7 +5479,7 @@
     </w:p>
     <w:p>
       <w:r>
-        <w:t>Solution: 'वाणी' का पर्यायवाची 'वचन' या 'बोली' है।</w:t>
+        <w:t>Solution: ✅ Correct Answer: A. वाणी/बोली | 🧠 Grammar Rule: 'वाणी' का पर्यायवाची 'वचन' या 'बोली' है। | ❌ Why Not Others? | B — मौन: 'नीरव' का अर्थ शांत या मौन है। | C — शांति: 'युद्ध' का विलोम 'शांति' है। | D — मूकता: not the correct answer here | ⚠️ Exam Trap: Read the exact question — the correct fact and its look-alike options are easy to interchange. | 📌 Rule to Remember: वाणी/बोली → वाणी' का पर्यायवाची 'वचन' या 'बोली' है।</w:t>
       </w:r>
     </w:p>
     <w:p>
@@ -5524,7 +5524,7 @@
     </w:p>
     <w:p>
       <w:r>
-        <w:t>Solution: 'सिंह' का पर्यायवाची 'केसरी' या 'मृगेंद्र' है।</w:t>
+        <w:t>Solution: ✅ Correct Answer: A. केसरी | 🧠 Grammar Rule: 'सिंह' का पर्यायवाची 'केसरी' या 'मृगेंद्र' है। | ❌ Why Not Others? | B — गज: 'हाथी' का पर्यायवाची 'गज' है। | C — भालू: not the correct answer here | D — हिरण: 'मृग' का अर्थ हिरण है। | ⚠️ Exam Trap: Read the exact question — the correct fact and its look-alike options are easy to interchange. | 📌 Rule to Remember: केसरी → सिंह' का पर्यायवाची ' ' या 'मृगेंद्र' है।</w:t>
       </w:r>
     </w:p>
     <w:p>
@@ -5569,7 +5569,7 @@
     </w:p>
     <w:p>
       <w:r>
-        <w:t>Solution: 'Transparent' means allowing light to pass; 'clear' is its synonym.</w:t>
+        <w:t>Solution: ✅ Correct Answer: A. Clear | 🧠 Grammar Rule: 'Transparent' means allowing light to pass; 'clear' is its synonym. | ❌ Why Not Others? | B — Opaque: 'Transparent' is clear; 'opaque' is its antonym. | C — Murky: not the correct answer here | D — Cloudy: not the correct answer here | ⚠️ Exam Trap: Read the exact question — the correct fact and its look-alike options are easy to interchange. | 📌 Rule to Remember: Clear → Transparent' means allowing light to pass; ' ' is its synonym</w:t>
       </w:r>
     </w:p>
     <w:p>
@@ -5614,7 +5614,7 @@
     </w:p>
     <w:p>
       <w:r>
-        <w:t>Solution: 'निर्जल' का अर्थ है जल से रहित।</w:t>
+        <w:t>Solution: ✅ Correct Answer: A. बिना पानी का | 🧠 Grammar Rule: 'निर्जल' का अर्थ है जल से रहित। | ❌ Why Not Others? | B — बहुत पानी: not the correct answer here | C — पानी भरा: not the correct answer here | D — ताजा पानी: not the correct answer here | ⚠️ Exam Trap: Read the exact question — the correct fact and its look-alike options are easy to interchange. | 📌 Rule to Remember: बिना पानी का → निर्जल' का अर्थ है जल से रहित।</w:t>
       </w:r>
     </w:p>
     <w:p>
@@ -5659,7 +5659,7 @@
     </w:p>
     <w:p>
       <w:r>
-        <w:t>Solution: We say 'accused of' an offence.</w:t>
+        <w:t>Solution: ✅ Correct Answer: A. of | 🧠 Grammar Rule: We say 'accused of' an offence. | ❌ Why Not Others? | B — for: 'For' is used with a duration (five years). | C — with: 'Familiar with' is correct. | D — in: not the correct answer here | ⚠️ Exam Trap: Read the exact question — the correct fact and its look-alike options are easy to interchange. | 📌 Rule to Remember: of → We say 'accused ' an offence</w:t>
       </w:r>
     </w:p>
     <w:p>
@@ -5704,7 +5704,7 @@
     </w:p>
     <w:p>
       <w:r>
-        <w:t>Solution: 'अश्व' का स्त्रीलिंग 'घोड़ी' है।</w:t>
+        <w:t>Solution: ✅ Correct Answer: A. घोड़ी | 🧠 Grammar Rule: 'अश्व' का स्त्रीलिंग 'घोड़ी' है। | ❌ Why Not Others? | B — गाय: not the correct answer here | C — बकरी: not the correct answer here | D — भैंस: not the correct answer here | ⚠️ Exam Trap: Read the exact question — the correct fact and its look-alike options are easy to interchange. | 📌 Rule to Remember: घोड़ी → अश्व' का स्त्रीलिंग ' ' है।</w:t>
       </w:r>
     </w:p>
     <w:p>
@@ -5749,7 +5749,7 @@
     </w:p>
     <w:p>
       <w:r>
-        <w:t>Solution: 'Embarrass' has double 'r' and double 's'.</w:t>
+        <w:t>Solution: ✅ Correct Answer: A. Embarrass | 🧠 Grammar Rule: 'Embarrass' has double 'r' and double 's'. | ❌ Why Not Others? | B — Embarass: not the correct answer here | C — Embbarass: not the correct answer here | D — Embarras: not the correct answer here | ⚠️ Exam Trap: Don’t confuse "Embarrass" with "Embarras" — they look alike and are easy to interchange. | 📌 Rule to Remember: Embarrass → has double 'r' and double 's'</w:t>
       </w:r>
     </w:p>
     <w:p>
@@ -5794,7 +5794,7 @@
     </w:p>
     <w:p>
       <w:r>
-        <w:t>Solution: With 'each of', the singular verb 'has' is correct.</w:t>
+        <w:t>Solution: ✅ Correct Answer: A. Each of the nurses has a duty. | 🧠 Grammar Rule: With 'each of', the singular verb 'has' is correct. | ❌ Why Not Others? | B — Each of the nurses have a duty.: not the correct answer here | C — Each of the nurses are having duty.: not the correct answer here | D — Each nurse have a duty.: not the correct answer here | ⚠️ Exam Trap: Don’t confuse "Each of the nurses has a duty." with "Each of the nurses have a duty." — they look alike and are easy to interchange. | 📌 Rule to Remember: Each of the nurses has a duty. → With 'each of', the singular verb 'has' is correct</w:t>
       </w:r>
     </w:p>
     <w:p>
@@ -5839,7 +5839,7 @@
     </w:p>
     <w:p>
       <w:r>
-        <w:t>Solution: 'Give up' means to quit.</w:t>
+        <w:t>Solution: ✅ Correct Answer: A. up | 🧠 Grammar Rule: 'Give up' means to quit. | ❌ Why Not Others? | B — off: 'Put off' means to postpone. | C — away: 'No sooner ... than' is the correct correlative pair with inversion. | D — out: 'Run out of' means to exhaust a supply. | ⚠️ Exam Trap: Read the exact question — the correct fact and its look-alike options are easy to interchange. | 📌 Rule to Remember: up → Give ' means to quit</w:t>
       </w:r>
     </w:p>
     <w:p>
@@ -5884,7 +5884,7 @@
     </w:p>
     <w:p>
       <w:r>
-        <w:t>Solution: 'Transparent' is clear; 'opaque' is its antonym.</w:t>
+        <w:t>Solution: ✅ Correct Answer: A. Opaque | 🧠 Grammar Rule: 'Transparent' is clear; 'opaque' is its antonym. | ❌ Why Not Others? | B — Clear: 'Transparent' means allowing light to pass; 'clear' is its synonym. | C — Lucid: not the correct answer here | D — Translucent: not the correct answer here | ⚠️ Exam Trap: Read the exact question — the correct fact and its look-alike options are easy to interchange. | 📌 Rule to Remember: Opaque → Transparent' is clear; ' ' is its antonym</w:t>
       </w:r>
     </w:p>
     <w:p>
@@ -5929,7 +5929,7 @@
     </w:p>
     <w:p>
       <w:r>
-        <w:t>Solution: With 'he and I' (two subjects), the plural verb 'are' is correct.</w:t>
+        <w:t>Solution: ✅ Correct Answer: A. He and I are going to the hospital. | 🧠 Grammar Rule: With 'he and I' (two subjects), the plural verb 'are' is correct. | ❌ Why Not Others? | B — He and I is going to the hospital.: not the correct answer here | C — He and I am going to the hospital.: not the correct answer here | D — He and me are going to the hospital.: not the correct answer here | ⚠️ Exam Trap: Don’t confuse "He and I are going to the hospital." with "He and I is going to the hospital." — they look alike and are easy to interchange. | 📌 Rule to Remember: He and I are going to the hospital. → With 'he and I' (two subjects), the plural verb 'are' is correct</w:t>
       </w:r>
     </w:p>
     <w:p>
@@ -5974,7 +5974,7 @@
     </w:p>
     <w:p>
       <w:r>
-        <w:t>Solution: 'विजय' का विलोम 'पराजय' है।</w:t>
+        <w:t>Solution: ✅ Correct Answer: A. पराजय | 🧠 Grammar Rule: 'विजय' का विलोम 'पराजय' है। | ❌ Why Not Others? | B — जय: not the correct answer here | C — सफलता: not the correct answer here | D — प्राप्ति: not the correct answer here | ⚠️ Exam Trap: Don’t confuse "पराजय" with "जय" — they look alike and are easy to interchange. | 📌 Rule to Remember: पराजय → विजय' का विलोम ' ' है।</w:t>
       </w:r>
     </w:p>
     <w:p>
@@ -6019,7 +6019,7 @@
     </w:p>
     <w:p>
       <w:r>
-        <w:t>Solution: 'Separate' is spelled with 'par' in the middle.</w:t>
+        <w:t>Solution: ✅ Correct Answer: A. Separate | 🧠 Grammar Rule: 'Separate' is spelled with 'par' in the middle. | ❌ Why Not Others? | B — Seperate: not the correct answer here | C — Separete: not the correct answer here | D — Separatte: not the correct answer here | ⚠️ Exam Trap: Read the exact question — the correct fact and its look-alike options are easy to interchange. | 📌 Rule to Remember: Separate → spelled with 'par' in the middle</w:t>
       </w:r>
     </w:p>
     <w:p>
@@ -6064,7 +6064,7 @@
     </w:p>
     <w:p>
       <w:r>
-        <w:t>Solution: 'वृक्ष' का पर्यायवाची 'पेड़' है।</w:t>
+        <w:t>Solution: ✅ Correct Answer: A. पेड़ | 🧠 Grammar Rule: 'वृक्ष' का पर्यायवाची 'पेड़' है। | ❌ Why Not Others? | B — फूल: 'सुमन' का अर्थ फूल है। | C — पत्ता: not the correct answer here | D — जड़: not the correct answer here | ⚠️ Exam Trap: Read the exact question — the correct fact and its look-alike options are easy to interchange. | 📌 Rule to Remember: पेड़ → वृक्ष' का पर्यायवाची ' ' है।</w:t>
       </w:r>
     </w:p>
     <w:p>
@@ -6109,7 +6109,7 @@
     </w:p>
     <w:p>
       <w:r>
-        <w:t>Solution: 127.0.0.1 refers to the local machine itself.</w:t>
+        <w:t>Solution: ✅ Correct Answer: A. 127.0.0.1 | 🧠 Explanation: 127.0.0.1 refers to the local machine itself. | ❌ Why Not Others? | B — 192.168.1.1: not the correct option here | C — 255.255.255.0: not the correct option here | D — 0.0.0.1: not the correct option here | ⚠️ Exam Trap: Read the exact question — the correct fact and its look-alike options are easy to interchange. | 💎 PNC Pearl: 127.0.0.1 → refers to the local machine itself</w:t>
       </w:r>
     </w:p>
     <w:p>
@@ -6154,7 +6154,7 @@
     </w:p>
     <w:p>
       <w:r>
-        <w:t>Solution: Java/Python bytecode runs on their virtual machines.</w:t>
+        <w:t>Solution: ✅ Correct Answer: A. Intermediate code executed by a virtual machine | 🧠 Explanation: Java/Python bytecode runs on their virtual machines. | ❌ Why Not Others? | B — Machine code: Compilers translate entire programs to machine code. | C — Source code: Open source (Linux, Firefox) allows access and modification of source code. | D — Binary data only: not the correct option here | ⚠️ Exam Trap: Don’t confuse "Intermediate code executed by a virtual machine" with "Machine code" — they look alike and are easy to interchange. | 💎 PNC Pearl: Intermediate code executed by a virtual machine → Java/Python bytecode runs on their virtual machines</w:t>
       </w:r>
     </w:p>
     <w:p>
@@ -6199,7 +6199,7 @@
     </w:p>
     <w:p>
       <w:r>
-        <w:t>Solution: CAPTCHAs block automated abuse.</w:t>
+        <w:t>Solution: ✅ Correct Answer: A. Distinguish humans from bots | 🧠 Explanation: CAPTCHAs block automated abuse. | ❌ Why Not Others? | B — Encrypt files: not the correct option here | C — Compress images: not the correct option here | D — Speed downloads: not the correct option here | ⚠️ Exam Trap: Read the exact question — the correct fact and its look-alike options are easy to interchange. | 💎 PNC Pearl: Distinguish humans from bots → CAPTCHAs block automated abuse</w:t>
       </w:r>
     </w:p>
     <w:p>
@@ -6244,7 +6244,7 @@
     </w:p>
     <w:p>
       <w:r>
-        <w:t>Solution: The Calculator app is in the Start menu under Windows Accessories.</w:t>
+        <w:t>Solution: ✅ Correct Answer: A. Start menu/Accessories | 🧠 Explanation: The Calculator app is in the Start menu under Windows Accessories. | ❌ Why Not Others? | B — Browser: CSRF abuses the user's authenticated session. | C — File Explorer: Win+E opens File Explorer in Windows. | D — Recycle Bin: not the correct option here | ⚠️ Exam Trap: Read the exact question — the correct fact and its look-alike options are easy to interchange. | 💎 PNC Pearl: Start menu/Accessories → The Calculator app is in the Start menu under Windows Accessories</w:t>
       </w:r>
     </w:p>
     <w:p>
@@ -6289,7 +6289,7 @@
     </w:p>
     <w:p>
       <w:r>
-        <w:t>Solution: Raise hand is a non-verbal request to speak.</w:t>
+        <w:t>Solution: ✅ Correct Answer: A. Signals the teacher that you want to speak | 🧠 Explanation: Raise hand is a non-verbal request to speak. | ❌ Why Not Others? | B — Turns off the camera: not the correct option here | C — Ends the call: not the correct option here | D — Mutes everyone: not the correct option here | ⚠️ Exam Trap: Read the exact question — the correct fact and its look-alike options are easy to interchange. | 💎 PNC Pearl: Signals the teacher that you want to speak → Raise hand is a non-verbal request to speak</w:t>
       </w:r>
     </w:p>
     <w:p>
@@ -6334,7 +6334,7 @@
     </w:p>
     <w:p>
       <w:r>
-        <w:t>Solution: Certificates enable trusted HTTPS connections.</w:t>
+        <w:t>Solution: ✅ Correct Answer: A. Verify website identity and encrypt connections | 🧠 Explanation: Certificates enable trusted HTTPS connections. | ❌ Why Not Others? | B — Speed up downloads: not the correct option here | C — Block ads: not the correct option here | D — Compress images: not the correct option here | ⚠️ Exam Trap: Read the exact question — the correct fact and its look-alike options are easy to interchange. | 💎 PNC Pearl: Verify website identity and encrypt connections → Certificates enable trusted HTTPS connections</w:t>
       </w:r>
     </w:p>
     <w:p>
@@ -6379,7 +6379,7 @@
     </w:p>
     <w:p>
       <w:r>
-        <w:t>Solution: Third generation used ICs; fourth generation uses microprocessors.</w:t>
+        <w:t>Solution: ✅ Correct Answer: A. Integrated circuits (ICs) | 🧠 Explanation: Third generation used ICs; fourth generation uses microprocessors. | ❌ Why Not Others? | B — Vacuum tubes: First generation (1940s–50s) used vacuum tubes; second used transistors. | C — Transistors: not the correct option here | D — Microprocessors: The microprocessor (e.g., Intel 4004) defines the fourth generation. | ⚠️ Exam Trap: Read the exact question — the correct fact and its look-alike options are easy to interchange. | 💎 PNC Pearl: Integrated circuits (ICs) → Third generation used ICs; fourth generation uses microprocessors</w:t>
       </w:r>
     </w:p>
     <w:p>
@@ -6424,7 +6424,7 @@
     </w:p>
     <w:p>
       <w:r>
-        <w:t>Solution: Worms self-replicate over networks; trojans disguise themselves as useful software.</w:t>
+        <w:t>Solution: ✅ Correct Answer: A. Worm | 🧠 Explanation: Worms self-replicate over networks; trojans disguise themselves as useful software. | ❌ Why Not Others? | B — Virus: Antivirus detects known signatures and suspicious behaviour. | C — Trojan: Trojans hide malware inside legitimate-looking programs. | D — Spyware: Records activity and transmits data without consent. | ⚠️ Exam Trap: Read the exact question — the correct fact and its look-alike options are easy to interchange. | 💎 PNC Pearl: Worm → Worms self-replicate over networks; trojans disguise themselves as useful software</w:t>
       </w:r>
     </w:p>
     <w:p>
@@ -6469,7 +6469,7 @@
     </w:p>
     <w:p>
       <w:r>
-        <w:t>Solution: Processors act under the controller's instructions.</w:t>
+        <w:t>Solution: ✅ Correct Answer: A. The entity processing data on behalf of a controller | 🧠 Explanation: Processors act under the controller's instructions. | ❌ Why Not Others? | B — A CPU: not the correct option here | C — A database: The registry stores configuration for Windows and installed software. | D — A printer: not the correct option here | ⚠️ Exam Trap: Read the exact question — the correct fact and its look-alike options are easy to interchange. | 💎 PNC Pearl: The entity processing data on behalf of a controller → Processors act under the controller's instructions</w:t>
       </w:r>
     </w:p>
     <w:p>
@@ -6514,7 +6514,7 @@
     </w:p>
     <w:p>
       <w:r>
-        <w:t>Solution: File Explorer (Windows Explorer) manages files and folders.</w:t>
+        <w:t>Solution: ✅ Correct Answer: A. Browse files and folders | 🧠 Explanation: File Explorer (Windows Explorer) manages files and folders. | ❌ Why Not Others? | B — Browse the Internet: not the correct option here | C — Edit photos: not the correct option here | D — Scan for viruses: not the correct option here | ⚠️ Exam Trap: Read the exact question — the correct fact and its look-alike options are easy to interchange. | 💎 PNC Pearl: Browse files and folders → File Explorer (Windows Explorer) manages files and folders</w:t>
       </w:r>
     </w:p>
     <w:p>
@@ -6559,7 +6559,7 @@
     </w:p>
     <w:p>
       <w:r>
-        <w:t>Solution: IoT connects devices (sensors, appliances) to share data.</w:t>
+        <w:t>Solution: ✅ Correct Answer: A. Everyday devices connected to the Internet | 🧠 Explanation: IoT connects devices (sensors, appliances) to share data. | ❌ Why Not Others? | B — Only computers: not the correct option here | C — Only phones: not the correct option here | D — Only servers: not the correct option here | ⚠️ Exam Trap: Read the exact question — the correct fact and its look-alike options are easy to interchange. | 💎 PNC Pearl: Everyday devices connected to the Internet → IoT connects devices (sensors, appliances) to share data</w:t>
       </w:r>
     </w:p>
     <w:p>
@@ -6604,7 +6604,7 @@
     </w:p>
     <w:p>
       <w:r>
-        <w:t>Solution: Windows+E opens File Explorer.</w:t>
+        <w:t>Solution: ✅ Correct Answer: A. File Explorer | 🧠 Explanation: Windows+E opens File Explorer. | ❌ Why Not Others? | B — Settings: Windows+I opens the Settings app. | C — The browser: not the correct option here | D — Control Panel: Windows Firewall is managed from Settings/Control Panel. | ⚠️ Exam Trap: Read the exact question — the correct fact and its look-alike options are easy to interchange. | 💎 PNC Pearl: File Explorer → Windows+E opens</w:t>
       </w:r>
     </w:p>
     <w:p>
@@ -6649,7 +6649,7 @@
     </w:p>
     <w:p>
       <w:r>
-        <w:t>Solution: UEFI/BIOS is the firmware interface for booting.</w:t>
+        <w:t>Solution: ✅ Correct Answer: A. Firmware that boots the computer | 🧠 Explanation: UEFI/BIOS is the firmware interface for booting. | ❌ Why Not Others? | B — An application: not the correct option here | C — A browser: not the correct option here | D — A game: not the correct option here | ⚠️ Exam Trap: Read the exact question — the correct fact and its look-alike options are easy to interchange. | 💎 PNC Pearl: Firmware that boots the computer → UEFI/BIOS is the firmware interface for booting</w:t>
       </w:r>
     </w:p>
     <w:p>
@@ -6694,7 +6694,7 @@
     </w:p>
     <w:p>
       <w:r>
-        <w:t>Solution: iOS runs on iPhones; Android is Google's mobile OS.</w:t>
+        <w:t>Solution: ✅ Correct Answer: A. iOS | 🧠 Explanation: iOS runs on iPhones; Android is Google's mobile OS. | ❌ Why Not Others? | B — Android: Is Google's mobile OS; iOS is Apple's. | C — Windows: Alt+Tab cycles through open applications. | D — Linux: Ubuntu is a user-friendly Linux distribution. | ⚠️ Exam Trap: Read the exact question — the correct fact and its look-alike options are easy to interchange. | 💎 PNC Pearl: iOS → runs on iPhones; Android is Google's mobile OS</w:t>
       </w:r>
     </w:p>
     <w:p>
@@ -6739,7 +6739,7 @@
     </w:p>
     <w:p>
       <w:r>
-        <w:t>Solution: BIOS (firmware) initialises hardware and boots the OS.</w:t>
+        <w:t>Solution: ✅ Correct Answer: A. Starts the computer during boot | 🧠 Explanation: BIOS (firmware) initialises hardware and boots the OS. | ❌ Why Not Others? | B — Edits documents: not the correct option here | C — Plays music: not the correct option here | D — Scans files: not the correct option here | ⚠️ Exam Trap: Read the exact question — the correct fact and its look-alike options are easy to interchange. | 💎 PNC Pearl: Starts the computer during boot → BIOS (firmware) initialises hardware and boots the OS</w:t>
       </w:r>
     </w:p>
     <w:p>
